--- a/plantillas_maestras/01_seguro_vehicular/materia_general_asegurativa/2_o_mas_ddos_varios/varon/TPL_1033_2025_SEGURO_VEHICULAR_MATERIA_GENERAL_ASEGURATIVA_ASEGURADORA_VARON_R198.docx
+++ b/plantillas_maestras/01_seguro_vehicular/materia_general_asegurativa/2_o_mas_ddos_varios/varon/TPL_1033_2025_SEGURO_VEHICULAR_MATERIA_GENERAL_ASEGURATIVA_ASEGURADORA_VARON_R198.docx
@@ -23,7 +23,7 @@
           <w:b/>
           <w:color w:val="auto"/>
         </w:rPr>
-        <w:t>RESOLUCIÓN N°</w:t>
+        <w:t>RESOLUCIÓN </w:t>
       </w:r>
       <w:r>
         <w:rPr>
@@ -349,7 +349,7 @@
           <w:color w:val="auto"/>
         </w:rPr>
         <w:tab/>
-        <w:t xml:space="preserve">      </w:t>
+        <w:t xml:space="preserve"> </w:t>
       </w:r>
       <w:r>
         <w:rPr>
@@ -721,7 +721,7 @@
           <w:rFonts w:ascii="Arial Narrow" w:hAnsi="Arial Narrow"/>
           <w:color w:val="auto"/>
         </w:rPr>
-        <w:t>por presuntas infracciones a la Ley N° 29571, Código de Protección y Defensa del Consumidor (en adelante, Código)</w:t>
+        <w:t>por presuntas infracciones a la Ley 29571, Código de Protección y Defensa del Consumidor (en adelante, Código)</w:t>
       </w:r>
       <w:r>
         <w:rPr>
@@ -970,7 +970,7 @@
         <w:rPr>
           <w:rFonts w:ascii="Arial Narrow" w:hAnsi="Arial Narrow"/>
         </w:rPr>
-        <w:t>, la Secretaría Técnica de la Comisión de Protección al Consumidor N°1 (en adelante, Secretaría Técnica), mediante Resolución N°1, requirió que</w:t>
+        <w:t>, la Secretaría Técnica de la Comisión de Protección al Consumidor 1 (en adelante, Secretaría Técnica), mediante Resolución 1, requirió que</w:t>
       </w:r>
       <w:r>
         <w:rPr>
@@ -1016,7 +1016,7 @@
           <w:rFonts w:ascii="Arial Narrow" w:eastAsia="Times New Roman" w:hAnsi="Arial Narrow"/>
           <w:color w:val="000000" w:themeColor="text1"/>
         </w:rPr>
-        <w:t xml:space="preserve">las declaraciones juradas mensuales (PDT-IGV Renta mensual) del Impuesto General a las Ventas (IGV) e Impuesto a la Renta (IR) en el cual consten los ingresos netos mensuales del ejercicio correspondiente al 2024 (año anterior a la interposición de la denuncia), toda vez que el titular de la Póliza N° </w:t>
+        <w:t xml:space="preserve">las declaraciones juradas mensuales (PDT-IGV Renta mensual) del Impuesto General a las Ventas (IGV) e Impuesto a la Renta (IR) en el cual consten los ingresos netos mensuales del ejercicio correspondiente al 2024 (año anterior a la interposición de la denuncia), toda vez que el titular de la Póliza </w:t>
       </w:r>
       <w:r>
         <w:rPr>
@@ -1234,7 +1234,7 @@
         <w:rPr>
           <w:rFonts w:ascii="Arial Narrow" w:hAnsi="Arial Narrow"/>
         </w:rPr>
-        <w:t>Nº</w:t>
+        <w:t/>
       </w:r>
       <w:proofErr w:type="spellEnd"/>
       <w:r>
@@ -1265,7 +1265,7 @@
         <w:rPr>
           <w:rFonts w:ascii="Arial Narrow" w:hAnsi="Arial Narrow"/>
         </w:rPr>
-        <w:t>de Protección al Consumidor N° 1 (en adelante, la Secretaría Técnica</w:t>
+        <w:t>de Protección al Consumidor 1 (en adelante, la Secretaría Técnica</w:t>
       </w:r>
       <w:r>
         <w:rPr>
@@ -1426,7 +1426,7 @@
         <w:rPr>
           <w:rFonts w:ascii="Arial Narrow" w:hAnsi="Arial Narrow"/>
         </w:rPr>
-        <w:t>El numeral 2.1 del artículo 2° de la Directiva N° 001-2008-TRI-INDECOPI</w:t>
+        <w:t>El numeral 2.1 del artículo 2 de la Directiva 001-2008-TRI-INDECOPI</w:t>
       </w:r>
       <w:r>
         <w:rPr>
@@ -1445,7 +1445,7 @@
         <w:rPr>
           <w:rFonts w:ascii="Arial Narrow" w:hAnsi="Arial Narrow"/>
         </w:rPr>
-        <w:t>Nº</w:t>
+        <w:t/>
       </w:r>
       <w:proofErr w:type="spellEnd"/>
       <w:r>
@@ -1518,7 +1518,7 @@
         <w:rPr>
           <w:rFonts w:ascii="Arial Narrow" w:hAnsi="Arial Narrow"/>
         </w:rPr>
-        <w:t>Asimismo, el literal d) del numeral 2.1 del artículo 2° de la Directiva señala que podrá ser confidencial la información declarada como reservada por ley, tales como la información proveniente de los datos personales, de terceras personas ajenas al procedimiento; y, la protegida por la regulación del secreto bancario, tributario, comercial, industrial, empresarial, tecnológico y bursátil.</w:t>
+        <w:t>Asimismo, el literal d) del numeral 2.1 del artículo 2 de la Directiva señala que podrá ser confidencial la información declarada como reservada por ley, tales como la información proveniente de los datos personales, de terceras personas ajenas al procedimiento; y, la protegida por la regulación del secreto bancario, tributario, comercial, industrial, empresarial, tecnológico y bursátil.</w:t>
       </w:r>
     </w:p>
     <w:p>
@@ -2111,7 +2111,7 @@
           <w:rStyle w:val="normaltextrun"/>
           <w:rFonts w:ascii="Arial Narrow" w:hAnsi="Arial Narrow"/>
         </w:rPr>
-        <w:t xml:space="preserve">, el numeral 2.1 del artículo 2° de la Directiva N° 001-2008/TRI-INDECOPI señala que será confidencial de pleno derecho la información declarada como reservada por ley. </w:t>
+        <w:t xml:space="preserve">, el numeral 2.1 del artículo 2 de la Directiva 001-2008/TRI-INDECOPI señala que será confidencial de pleno derecho la información declarada como reservada por ley. </w:t>
       </w:r>
     </w:p>
     <w:p>
@@ -2145,7 +2145,7 @@
           <w:rStyle w:val="normaltextrun"/>
           <w:rFonts w:ascii="Arial Narrow" w:hAnsi="Arial Narrow"/>
         </w:rPr>
-        <w:t>Por otro lado, el artículo 85° del Texto Único Ordenado del Código Tributario (en adelante, el Código Tributario), aprobado mediante Decreto Supremo N° 133-2013-EF establece expresamente que la información sobre la cuantía, las fuentes de las rentas, los gastos, la base imponible o cualesquiera otros datos relativos a ellos, tiene carácter reservado.</w:t>
+        <w:t>Por otro lado, el artículo 85 del Texto Único Ordenado del Código Tributario (en adelante, el Código Tributario), aprobado mediante Decreto Supremo 133-2013-EF establece expresamente que la información sobre la cuantía, las fuentes de las rentas, los gastos, la base imponible o cualesquiera otros datos relativos a ellos, tiene carácter reservado.</w:t>
       </w:r>
       <w:r>
         <w:rPr>
@@ -2328,7 +2328,7 @@
           <w:rStyle w:val="normaltextrun"/>
           <w:rFonts w:ascii="Arial Narrow" w:hAnsi="Arial Narrow"/>
         </w:rPr>
-        <w:t xml:space="preserve"> considera que la referida información posee carácter reservado, en tanto revela la cuantía de las ventas de Fondos; por lo que corresponde declarar la confidencialidad, en atención a lo dispuesto en el artículo 85° del Código Tributario.</w:t>
+        <w:t xml:space="preserve"> considera que la referida información posee carácter reservado, en tanto revela la cuantía de las ventas de Fondos; por lo que corresponde declarar la confidencialidad, en atención a lo dispuesto en el artículo 85 del Código Tributario.</w:t>
       </w:r>
     </w:p>
     <w:p>
@@ -2361,7 +2361,7 @@
           <w:rFonts w:ascii="Arial Narrow" w:hAnsi="Arial Narrow"/>
           <w:color w:val="auto"/>
         </w:rPr>
-        <w:t xml:space="preserve">En consecuencia, conforme a lo dispuesto en el artículo 85° del Código Tributario, la Secretaría Técnica considera que corresponde declarar la confidencialidad de la información contenida en las copias de las declaraciones juradas mensuales (PDT-IGV Renta mensual) del Impuesto General a las </w:t>
+        <w:t xml:space="preserve">En consecuencia, conforme a lo dispuesto en el artículo 85 del Código Tributario, la Secretaría Técnica considera que corresponde declarar la confidencialidad de la información contenida en las copias de las declaraciones juradas mensuales (PDT-IGV Renta mensual) del Impuesto General a las </w:t>
       </w:r>
       <w:r>
         <w:rPr>
@@ -2433,7 +2433,7 @@
           <w:rFonts w:ascii="Arial Narrow" w:hAnsi="Arial Narrow"/>
           <w:color w:val="auto"/>
         </w:rPr>
-        <w:t>documento N°</w:t>
+        <w:t>documento </w:t>
       </w:r>
       <w:r>
         <w:rPr>
@@ -2497,7 +2497,7 @@
           <w:rFonts w:ascii="Arial Narrow" w:hAnsi="Arial Narrow"/>
           <w:color w:val="auto"/>
         </w:rPr>
-        <w:t>Nº</w:t>
+        <w:t/>
       </w:r>
       <w:proofErr w:type="spellEnd"/>
       <w:r>
@@ -2549,7 +2549,7 @@
           <w:rFonts w:ascii="Arial Narrow" w:hAnsi="Arial Narrow"/>
           <w:color w:val="auto"/>
         </w:rPr>
-        <w:t xml:space="preserve">documento N°  1 denominado “SOLICITO CONFIDENCIALIDAD Y OTRO - SOLANO FELIX ELISA - PACIFICO.PDF” de la pieza </w:t>
+        <w:t xml:space="preserve">documento 1 denominado “SOLICITO CONFIDENCIALIDAD Y OTRO - SOLANO FELIX ELISA - PACIFICO.PDF” de la pieza </w:t>
       </w:r>
       <w:proofErr w:type="spellStart"/>
       <w:r>
@@ -2557,7 +2557,7 @@
           <w:rFonts w:ascii="Arial Narrow" w:hAnsi="Arial Narrow"/>
           <w:color w:val="auto"/>
         </w:rPr>
-        <w:t>Nº</w:t>
+        <w:t/>
       </w:r>
       <w:proofErr w:type="spellEnd"/>
       <w:r>
@@ -2624,7 +2624,7 @@
           <w:rFonts w:ascii="Arial Narrow" w:hAnsi="Arial Narrow"/>
           <w:color w:val="auto"/>
         </w:rPr>
-        <w:t xml:space="preserve">) documento N°  2 denominado “SOLICITO CONFIDENCIALIDAD Y OTRO - ANEXOS.PDF” de la pieza </w:t>
+        <w:t xml:space="preserve">) documento 2 denominado “SOLICITO CONFIDENCIALIDAD Y OTRO - ANEXOS.PDF” de la pieza </w:t>
       </w:r>
       <w:proofErr w:type="spellStart"/>
       <w:r>
@@ -2632,7 +2632,7 @@
           <w:rFonts w:ascii="Arial Narrow" w:hAnsi="Arial Narrow"/>
           <w:color w:val="auto"/>
         </w:rPr>
-        <w:t>Nº</w:t>
+        <w:t/>
       </w:r>
       <w:proofErr w:type="spellEnd"/>
       <w:r>
@@ -2906,7 +2906,7 @@
           <w:rFonts w:ascii="Arial Narrow" w:hAnsi="Arial Narrow"/>
           <w:color w:val="auto"/>
         </w:rPr>
-        <w:t xml:space="preserve">: (i) documento N°  1 denominado “CUMPLO MANDATO Y OTRO - SOLANO FELIX ELISA - PACIFICO.PDF” de la pieza </w:t>
+        <w:t xml:space="preserve">: (i) documento 1 denominado “CUMPLO MANDATO Y OTRO - SOLANO FELIX ELISA - PACIFICO.PDF” de la pieza </w:t>
       </w:r>
       <w:proofErr w:type="spellStart"/>
       <w:r>
@@ -2914,7 +2914,7 @@
           <w:rFonts w:ascii="Arial Narrow" w:hAnsi="Arial Narrow"/>
           <w:color w:val="auto"/>
         </w:rPr>
-        <w:t>Nº</w:t>
+        <w:t/>
       </w:r>
       <w:proofErr w:type="spellEnd"/>
       <w:r>
@@ -2938,7 +2938,7 @@
           <w:rFonts w:ascii="Arial Narrow" w:hAnsi="Arial Narrow"/>
           <w:color w:val="auto"/>
         </w:rPr>
-        <w:t xml:space="preserve">) documento N°  1 denominado “SOLICITO CONFIDENCIALIDAD Y OTRO - SOLANO FELIX ELISA - PACIFICO.PDF” de la pieza </w:t>
+        <w:t xml:space="preserve">) documento 1 denominado “SOLICITO CONFIDENCIALIDAD Y OTRO - SOLANO FELIX ELISA - PACIFICO.PDF” de la pieza </w:t>
       </w:r>
       <w:proofErr w:type="spellStart"/>
       <w:r>
@@ -2946,7 +2946,7 @@
           <w:rFonts w:ascii="Arial Narrow" w:hAnsi="Arial Narrow"/>
           <w:color w:val="auto"/>
         </w:rPr>
-        <w:t>Nº</w:t>
+        <w:t/>
       </w:r>
       <w:proofErr w:type="spellEnd"/>
       <w:r>
@@ -2970,7 +2970,7 @@
           <w:rFonts w:ascii="Arial Narrow" w:hAnsi="Arial Narrow"/>
           <w:color w:val="auto"/>
         </w:rPr>
-        <w:t xml:space="preserve">) documento N°  2 denominado “SOLICITO CONFIDENCIALIDAD Y OTRO - ANEXOS.PDF” de la pieza </w:t>
+        <w:t xml:space="preserve">) documento 2 denominado “SOLICITO CONFIDENCIALIDAD Y OTRO - ANEXOS.PDF” de la pieza </w:t>
       </w:r>
       <w:proofErr w:type="spellStart"/>
       <w:r>
@@ -2978,7 +2978,7 @@
           <w:rFonts w:ascii="Arial Narrow" w:hAnsi="Arial Narrow"/>
           <w:color w:val="auto"/>
         </w:rPr>
-        <w:t>Nº</w:t>
+        <w:t/>
       </w:r>
       <w:proofErr w:type="spellEnd"/>
       <w:r>
@@ -3262,7 +3262,7 @@
           <w:bCs/>
           <w:color w:val="000000" w:themeColor="text1"/>
         </w:rPr>
-        <w:t> Protección al Consumidor N° 1</w:t>
+        <w:t> Protección al Consumidor 1</w:t>
       </w:r>
     </w:p>
     <w:p>
@@ -3568,7 +3568,7 @@
           <w:sz w:val="16"/>
           <w:szCs w:val="16"/>
         </w:rPr>
-        <w:t xml:space="preserve">          </w:t>
+        <w:t xml:space="preserve"> </w:t>
       </w:r>
       <w:r>
         <w:rPr>
@@ -3584,7 +3584,7 @@
           <w:sz w:val="16"/>
           <w:szCs w:val="16"/>
         </w:rPr>
-        <w:t>Publicado el 2 de setiembre de 2010 en el Diario Oficial El Peruano, vigente desde el 2 de octubre de 2010 y modificado por Decreto Legislativo N° 1308.</w:t>
+        <w:t>Publicado el 2 de setiembre de 2010 en el Diario Oficial El Peruano, vigente desde el 2 de octubre de 2010 y modificado por Decreto Legislativo 1308.</w:t>
       </w:r>
     </w:p>
   </w:footnote>
@@ -3651,7 +3651,7 @@
           <w:sz w:val="16"/>
           <w:szCs w:val="16"/>
         </w:rPr>
-        <w:t>Nº</w:t>
+        <w:t/>
       </w:r>
       <w:proofErr w:type="spellEnd"/>
       <w:r>
@@ -3671,7 +3671,7 @@
           <w:sz w:val="16"/>
           <w:szCs w:val="16"/>
         </w:rPr>
-        <w:t>Nº</w:t>
+        <w:t/>
       </w:r>
       <w:proofErr w:type="spellEnd"/>
       <w:r>
@@ -4500,7 +4500,7 @@
           <w:sz w:val="16"/>
           <w:szCs w:val="16"/>
         </w:rPr>
-        <w:t>Nº</w:t>
+        <w:t/>
       </w:r>
       <w:proofErr w:type="spellEnd"/>
       <w:r>
@@ -4520,7 +4520,7 @@
           <w:sz w:val="16"/>
           <w:szCs w:val="16"/>
         </w:rPr>
-        <w:t>Nº</w:t>
+        <w:t/>
       </w:r>
       <w:proofErr w:type="spellEnd"/>
       <w:r>
@@ -4680,7 +4680,7 @@
           <w:sz w:val="16"/>
           <w:szCs w:val="16"/>
         </w:rPr>
-        <w:t>TEXTO ÚNICO ORDENADO DEL CÓDIGO TRIBUTARIO, aprobado por DECRETO SUPREMO N° 133-2013-EF y publicado el 22 de junio de 2013</w:t>
+        <w:t>TEXTO ÚNICO ORDENADO DEL CÓDIGO TRIBUTARIO, aprobado por DECRETO SUPREMO 133-2013-EF y publicado el 22 de junio de 2013</w:t>
       </w:r>
     </w:p>
     <w:p>
@@ -4787,7 +4787,7 @@
           <w:sz w:val="16"/>
           <w:szCs w:val="16"/>
         </w:rPr>
-        <w:t>DIRECTIVA N° 001-2008-TRI-INDECOPI, DIRECTIVA SOBRE CONFIDENCIALIDAD DE LA INFORMACIÓN EN LOS PROCEDIMIENTOS SEGUIDOS POR LOS ÓRGANOS FUNCIONALES DEL INDECOPI, modificada por la DIRECTIVA N° 003-2022/TRI-INDECOPI</w:t>
+        <w:t>DIRECTIVA 001-2008-TRI-INDECOPI, DIRECTIVA SOBRE CONFIDENCIALIDAD DE LA INFORMACIÓN EN LOS PROCEDIMIENTOS SEGUIDOS POR LOS ÓRGANOS FUNCIONALES DEL INDECOPI, modificada por la DIRECTIVA 003-2022/TRI-INDECOPI</w:t>
       </w:r>
     </w:p>
     <w:p>
@@ -5047,7 +5047,7 @@
               <w:sz w:val="16"/>
               <w:szCs w:val="16"/>
             </w:rPr>
-            <w:t xml:space="preserve">SECRETARIA TÉCNICA DE LA    </w:t>
+            <w:t xml:space="preserve">SECRETARIA TÉCNICA DE LA </w:t>
           </w:r>
         </w:p>
         <w:p>

--- a/plantillas_maestras/01_seguro_vehicular/materia_general_asegurativa/2_o_mas_ddos_varios/varon/TPL_1033_2025_SEGURO_VEHICULAR_MATERIA_GENERAL_ASEGURATIVA_ASEGURADORA_VARON_R198.docx
+++ b/plantillas_maestras/01_seguro_vehicular/materia_general_asegurativa/2_o_mas_ddos_varios/varon/TPL_1033_2025_SEGURO_VEHICULAR_MATERIA_GENERAL_ASEGURATIVA_ASEGURADORA_VARON_R198.docx
@@ -91,7 +91,7 @@
           <w:b/>
           <w:color w:val="auto"/>
         </w:rPr>
-        <w:t>DENUNCIANTE</w:t>
+        <w:t xml:space="preserve">DENUNCIANTE: [DENUNCIANTE] ([APELLIDO] S.A.C.)</w:t>
       </w:r>
       <w:r>
         <w:rPr>
@@ -115,7 +115,7 @@
           <w:b/>
           <w:color w:val="auto"/>
         </w:rPr>
-        <w:t>:</w:t>
+        <w:t/>
       </w:r>
       <w:r>
         <w:rPr>
@@ -123,7 +123,7 @@
           <w:b/>
           <w:color w:val="auto"/>
         </w:rPr>
-        <w:t xml:space="preserve"> </w:t>
+        <w:t xml:space="preserve"/>
       </w:r>
       <w:r>
         <w:rPr>
@@ -139,7 +139,7 @@
           <w:b/>
           <w:color w:val="auto"/>
         </w:rPr>
-        <w:t>SUAREZ PER</w:t>
+        <w:t/>
       </w:r>
       <w:r>
         <w:rPr>
@@ -147,7 +147,7 @@
           <w:b/>
           <w:color w:val="auto"/>
         </w:rPr>
-        <w:t>Ú</w:t>
+        <w:t/>
       </w:r>
       <w:r>
         <w:rPr>
@@ -155,7 +155,7 @@
           <w:b/>
           <w:color w:val="auto"/>
         </w:rPr>
-        <w:t xml:space="preserve"> TRANSPORTES S.A.C. </w:t>
+        <w:t xml:space="preserve"/>
       </w:r>
       <w:r>
         <w:rPr>
@@ -163,7 +163,7 @@
           <w:b/>
           <w:color w:val="auto"/>
         </w:rPr>
-        <w:t>(</w:t>
+        <w:t/>
       </w:r>
       <w:r>
         <w:rPr>
@@ -171,7 +171,7 @@
           <w:b/>
           <w:color w:val="auto"/>
         </w:rPr>
-        <w:t>SUAREZ</w:t>
+        <w:t/>
       </w:r>
       <w:r>
         <w:rPr>
@@ -179,7 +179,7 @@
           <w:b/>
           <w:color w:val="auto"/>
         </w:rPr>
-        <w:t xml:space="preserve"> S.A.C.</w:t>
+        <w:t xml:space="preserve"/>
       </w:r>
       <w:r>
         <w:rPr>
@@ -187,7 +187,7 @@
           <w:b/>
           <w:color w:val="auto"/>
         </w:rPr>
-        <w:t>)</w:t>
+        <w:t/>
       </w:r>
     </w:p>
     <w:p>
@@ -509,140 +509,140 @@
           <w:rFonts w:ascii="Arial Narrow" w:hAnsi="Arial Narrow"/>
           <w:color w:val="auto"/>
         </w:rPr>
-        <w:t xml:space="preserve">Mediante escrito </w:t>
-      </w:r>
-      <w:r>
-        <w:rPr>
-          <w:rFonts w:ascii="Arial Narrow" w:hAnsi="Arial Narrow"/>
-          <w:color w:val="auto"/>
-        </w:rPr>
-        <w:t>del</w:t>
-      </w:r>
-      <w:r>
-        <w:rPr>
-          <w:rFonts w:ascii="Arial Narrow" w:hAnsi="Arial Narrow"/>
-          <w:color w:val="auto"/>
-        </w:rPr>
-        <w:t xml:space="preserve"> </w:t>
-      </w:r>
-      <w:r>
-        <w:rPr>
-          <w:rFonts w:ascii="Arial Narrow" w:hAnsi="Arial Narrow"/>
-          <w:color w:val="auto"/>
-        </w:rPr>
-        <w:t>4 de mayo de 2025</w:t>
-      </w:r>
-      <w:r>
-        <w:rPr>
-          <w:rFonts w:ascii="Arial Narrow" w:hAnsi="Arial Narrow"/>
-          <w:color w:val="auto"/>
-        </w:rPr>
-        <w:t xml:space="preserve">, subsanado con </w:t>
-      </w:r>
-      <w:r>
-        <w:rPr>
-          <w:rFonts w:ascii="Arial Narrow" w:hAnsi="Arial Narrow"/>
-          <w:color w:val="auto"/>
-        </w:rPr>
-        <w:t>los</w:t>
-      </w:r>
-      <w:r>
-        <w:rPr>
-          <w:rFonts w:ascii="Arial Narrow" w:hAnsi="Arial Narrow"/>
-          <w:color w:val="auto"/>
-        </w:rPr>
-        <w:t xml:space="preserve"> escrito</w:t>
-      </w:r>
-      <w:r>
-        <w:rPr>
-          <w:rFonts w:ascii="Arial Narrow" w:hAnsi="Arial Narrow"/>
-          <w:color w:val="auto"/>
-        </w:rPr>
-        <w:t>s</w:t>
-      </w:r>
-      <w:r>
-        <w:rPr>
-          <w:rFonts w:ascii="Arial Narrow" w:hAnsi="Arial Narrow"/>
-          <w:color w:val="auto"/>
-        </w:rPr>
-        <w:t xml:space="preserve"> del </w:t>
-      </w:r>
-      <w:r>
-        <w:rPr>
-          <w:rFonts w:ascii="Arial Narrow" w:hAnsi="Arial Narrow"/>
-          <w:color w:val="auto"/>
-        </w:rPr>
-        <w:t>12</w:t>
-      </w:r>
-      <w:r>
-        <w:rPr>
-          <w:rFonts w:ascii="Arial Narrow" w:hAnsi="Arial Narrow"/>
-          <w:color w:val="auto"/>
-        </w:rPr>
-        <w:t xml:space="preserve"> de </w:t>
-      </w:r>
-      <w:r>
-        <w:rPr>
-          <w:rFonts w:ascii="Arial Narrow" w:hAnsi="Arial Narrow"/>
-          <w:color w:val="auto"/>
-        </w:rPr>
-        <w:t>junio</w:t>
-      </w:r>
-      <w:r>
-        <w:rPr>
-          <w:rFonts w:ascii="Arial Narrow" w:hAnsi="Arial Narrow"/>
-          <w:color w:val="auto"/>
-        </w:rPr>
-        <w:t xml:space="preserve"> de 2025</w:t>
-      </w:r>
-      <w:r>
-        <w:rPr>
-          <w:rFonts w:ascii="Arial Narrow" w:hAnsi="Arial Narrow"/>
-          <w:color w:val="auto"/>
-        </w:rPr>
-        <w:t>, 26 de junio de 2025 y 1 de julio de 2025</w:t>
-      </w:r>
-      <w:r>
-        <w:rPr>
-          <w:rFonts w:ascii="Arial Narrow" w:hAnsi="Arial Narrow"/>
-          <w:color w:val="auto"/>
-        </w:rPr>
-        <w:t>,</w:t>
-      </w:r>
-      <w:r>
-        <w:rPr>
-          <w:rFonts w:ascii="Arial Narrow" w:hAnsi="Arial Narrow"/>
-          <w:color w:val="auto"/>
-        </w:rPr>
-        <w:t xml:space="preserve"> </w:t>
-      </w:r>
-      <w:r>
-        <w:rPr>
-          <w:rFonts w:ascii="Arial Narrow" w:hAnsi="Arial Narrow"/>
-          <w:color w:val="auto"/>
-        </w:rPr>
-        <w:t>presentado</w:t>
-      </w:r>
-      <w:r>
-        <w:rPr>
-          <w:rFonts w:ascii="Arial Narrow" w:hAnsi="Arial Narrow"/>
-          <w:color w:val="auto"/>
-        </w:rPr>
-        <w:t xml:space="preserve"> por </w:t>
-      </w:r>
-      <w:r>
-        <w:rPr>
-          <w:rFonts w:ascii="Arial Narrow" w:hAnsi="Arial Narrow"/>
-          <w:color w:val="auto"/>
-        </w:rPr>
-        <w:t xml:space="preserve">la </w:t>
-      </w:r>
-      <w:r>
-        <w:rPr>
-          <w:rFonts w:ascii="Arial Narrow" w:hAnsi="Arial Narrow"/>
-          <w:color w:val="auto"/>
-        </w:rPr>
-        <w:t xml:space="preserve">señora Elisa Solano </w:t>
+        <w:t xml:space="preserve">Mediante escrito del 4 de mayo de 2025, subsanado con los escritos del 12 de junio de 2025, 26 de junio de 2025 y 1 de julio de 2025, presentado por la señora [APELLIDO] Solano Felix en representación [APELLIDO] S.A.C., denunció a Pacífico por presuntas infracciones a la Ley 29571, Código de Protección y Defensa del Consumidor (en adelante, Código).</w:t>
+      </w:r>
+      <w:r>
+        <w:rPr>
+          <w:rFonts w:ascii="Arial Narrow" w:hAnsi="Arial Narrow"/>
+          <w:color w:val="auto"/>
+        </w:rPr>
+        <w:t/>
+      </w:r>
+      <w:r>
+        <w:rPr>
+          <w:rFonts w:ascii="Arial Narrow" w:hAnsi="Arial Narrow"/>
+          <w:color w:val="auto"/>
+        </w:rPr>
+        <w:t xml:space="preserve"/>
+      </w:r>
+      <w:r>
+        <w:rPr>
+          <w:rFonts w:ascii="Arial Narrow" w:hAnsi="Arial Narrow"/>
+          <w:color w:val="auto"/>
+        </w:rPr>
+        <w:t/>
+      </w:r>
+      <w:r>
+        <w:rPr>
+          <w:rFonts w:ascii="Arial Narrow" w:hAnsi="Arial Narrow"/>
+          <w:color w:val="auto"/>
+        </w:rPr>
+        <w:t xml:space="preserve"/>
+      </w:r>
+      <w:r>
+        <w:rPr>
+          <w:rFonts w:ascii="Arial Narrow" w:hAnsi="Arial Narrow"/>
+          <w:color w:val="auto"/>
+        </w:rPr>
+        <w:t/>
+      </w:r>
+      <w:r>
+        <w:rPr>
+          <w:rFonts w:ascii="Arial Narrow" w:hAnsi="Arial Narrow"/>
+          <w:color w:val="auto"/>
+        </w:rPr>
+        <w:t xml:space="preserve"/>
+      </w:r>
+      <w:r>
+        <w:rPr>
+          <w:rFonts w:ascii="Arial Narrow" w:hAnsi="Arial Narrow"/>
+          <w:color w:val="auto"/>
+        </w:rPr>
+        <w:t/>
+      </w:r>
+      <w:r>
+        <w:rPr>
+          <w:rFonts w:ascii="Arial Narrow" w:hAnsi="Arial Narrow"/>
+          <w:color w:val="auto"/>
+        </w:rPr>
+        <w:t xml:space="preserve"/>
+      </w:r>
+      <w:r>
+        <w:rPr>
+          <w:rFonts w:ascii="Arial Narrow" w:hAnsi="Arial Narrow"/>
+          <w:color w:val="auto"/>
+        </w:rPr>
+        <w:t/>
+      </w:r>
+      <w:r>
+        <w:rPr>
+          <w:rFonts w:ascii="Arial Narrow" w:hAnsi="Arial Narrow"/>
+          <w:color w:val="auto"/>
+        </w:rPr>
+        <w:t xml:space="preserve"/>
+      </w:r>
+      <w:r>
+        <w:rPr>
+          <w:rFonts w:ascii="Arial Narrow" w:hAnsi="Arial Narrow"/>
+          <w:color w:val="auto"/>
+        </w:rPr>
+        <w:t/>
+      </w:r>
+      <w:r>
+        <w:rPr>
+          <w:rFonts w:ascii="Arial Narrow" w:hAnsi="Arial Narrow"/>
+          <w:color w:val="auto"/>
+        </w:rPr>
+        <w:t xml:space="preserve"/>
+      </w:r>
+      <w:r>
+        <w:rPr>
+          <w:rFonts w:ascii="Arial Narrow" w:hAnsi="Arial Narrow"/>
+          <w:color w:val="auto"/>
+        </w:rPr>
+        <w:t/>
+      </w:r>
+      <w:r>
+        <w:rPr>
+          <w:rFonts w:ascii="Arial Narrow" w:hAnsi="Arial Narrow"/>
+          <w:color w:val="auto"/>
+        </w:rPr>
+        <w:t/>
+      </w:r>
+      <w:r>
+        <w:rPr>
+          <w:rFonts w:ascii="Arial Narrow" w:hAnsi="Arial Narrow"/>
+          <w:color w:val="auto"/>
+        </w:rPr>
+        <w:t xml:space="preserve"/>
+      </w:r>
+      <w:r>
+        <w:rPr>
+          <w:rFonts w:ascii="Arial Narrow" w:hAnsi="Arial Narrow"/>
+          <w:color w:val="auto"/>
+        </w:rPr>
+        <w:t/>
+      </w:r>
+      <w:r>
+        <w:rPr>
+          <w:rFonts w:ascii="Arial Narrow" w:hAnsi="Arial Narrow"/>
+          <w:color w:val="auto"/>
+        </w:rPr>
+        <w:t xml:space="preserve"/>
+      </w:r>
+      <w:r>
+        <w:rPr>
+          <w:rFonts w:ascii="Arial Narrow" w:hAnsi="Arial Narrow"/>
+          <w:color w:val="auto"/>
+        </w:rPr>
+        <w:t xml:space="preserve"/>
+      </w:r>
+      <w:r>
+        <w:rPr>
+          <w:rFonts w:ascii="Arial Narrow" w:hAnsi="Arial Narrow"/>
+          <w:color w:val="auto"/>
+        </w:rPr>
+        <w:t xml:space="preserve"/>
       </w:r>
       <w:proofErr w:type="spellStart"/>
       <w:r>
@@ -650,7 +650,7 @@
           <w:rFonts w:ascii="Arial Narrow" w:hAnsi="Arial Narrow"/>
           <w:color w:val="auto"/>
         </w:rPr>
-        <w:t>Felix</w:t>
+        <w:t/>
       </w:r>
       <w:proofErr w:type="spellEnd"/>
       <w:r>
@@ -658,70 +658,70 @@
           <w:rFonts w:ascii="Arial Narrow" w:hAnsi="Arial Narrow"/>
           <w:color w:val="auto"/>
         </w:rPr>
-        <w:t xml:space="preserve"> </w:t>
-      </w:r>
-      <w:r>
-        <w:rPr>
-          <w:rFonts w:ascii="Arial Narrow" w:hAnsi="Arial Narrow"/>
-          <w:color w:val="auto"/>
-        </w:rPr>
-        <w:t xml:space="preserve">en representación </w:t>
-      </w:r>
-      <w:r>
-        <w:rPr>
-          <w:rFonts w:ascii="Arial Narrow" w:hAnsi="Arial Narrow"/>
-          <w:color w:val="auto"/>
-        </w:rPr>
-        <w:t xml:space="preserve">de </w:t>
-      </w:r>
-      <w:r>
-        <w:rPr>
-          <w:rFonts w:ascii="Arial Narrow" w:hAnsi="Arial Narrow"/>
-          <w:color w:val="auto"/>
-        </w:rPr>
-        <w:t>Suarez S.A.C.</w:t>
-      </w:r>
-      <w:r>
-        <w:rPr>
-          <w:rFonts w:ascii="Arial Narrow" w:hAnsi="Arial Narrow"/>
-          <w:color w:val="auto"/>
-        </w:rPr>
-        <w:t>,</w:t>
-      </w:r>
-      <w:r>
-        <w:rPr>
-          <w:rFonts w:ascii="Arial Narrow" w:hAnsi="Arial Narrow"/>
-          <w:color w:val="auto"/>
-        </w:rPr>
-        <w:t xml:space="preserve"> </w:t>
-      </w:r>
-      <w:r>
-        <w:rPr>
-          <w:rFonts w:ascii="Arial Narrow" w:hAnsi="Arial Narrow"/>
-          <w:color w:val="auto"/>
-        </w:rPr>
-        <w:t xml:space="preserve">denunció </w:t>
-      </w:r>
-      <w:r>
-        <w:rPr>
-          <w:rFonts w:ascii="Arial Narrow" w:hAnsi="Arial Narrow"/>
-          <w:color w:val="auto"/>
-        </w:rPr>
-        <w:t xml:space="preserve">a </w:t>
-      </w:r>
-      <w:r>
-        <w:rPr>
-          <w:rFonts w:ascii="Arial Narrow" w:hAnsi="Arial Narrow"/>
-          <w:color w:val="auto"/>
-        </w:rPr>
-        <w:t xml:space="preserve">Pacífico </w:t>
-      </w:r>
-      <w:r>
-        <w:rPr>
-          <w:rFonts w:ascii="Arial Narrow" w:hAnsi="Arial Narrow"/>
-          <w:color w:val="auto"/>
-        </w:rPr>
-        <w:t>por presuntas infracciones a la Ley 29571, Código de Protección y Defensa del Consumidor (en adelante, Código)</w:t>
+        <w:t xml:space="preserve"/>
+      </w:r>
+      <w:r>
+        <w:rPr>
+          <w:rFonts w:ascii="Arial Narrow" w:hAnsi="Arial Narrow"/>
+          <w:color w:val="auto"/>
+        </w:rPr>
+        <w:t xml:space="preserve"/>
+      </w:r>
+      <w:r>
+        <w:rPr>
+          <w:rFonts w:ascii="Arial Narrow" w:hAnsi="Arial Narrow"/>
+          <w:color w:val="auto"/>
+        </w:rPr>
+        <w:t xml:space="preserve"/>
+      </w:r>
+      <w:r>
+        <w:rPr>
+          <w:rFonts w:ascii="Arial Narrow" w:hAnsi="Arial Narrow"/>
+          <w:color w:val="auto"/>
+        </w:rPr>
+        <w:t/>
+      </w:r>
+      <w:r>
+        <w:rPr>
+          <w:rFonts w:ascii="Arial Narrow" w:hAnsi="Arial Narrow"/>
+          <w:color w:val="auto"/>
+        </w:rPr>
+        <w:t/>
+      </w:r>
+      <w:r>
+        <w:rPr>
+          <w:rFonts w:ascii="Arial Narrow" w:hAnsi="Arial Narrow"/>
+          <w:color w:val="auto"/>
+        </w:rPr>
+        <w:t xml:space="preserve"/>
+      </w:r>
+      <w:r>
+        <w:rPr>
+          <w:rFonts w:ascii="Arial Narrow" w:hAnsi="Arial Narrow"/>
+          <w:color w:val="auto"/>
+        </w:rPr>
+        <w:t xml:space="preserve"/>
+      </w:r>
+      <w:r>
+        <w:rPr>
+          <w:rFonts w:ascii="Arial Narrow" w:hAnsi="Arial Narrow"/>
+          <w:color w:val="auto"/>
+        </w:rPr>
+        <w:t xml:space="preserve"/>
+      </w:r>
+      <w:r>
+        <w:rPr>
+          <w:rFonts w:ascii="Arial Narrow" w:hAnsi="Arial Narrow"/>
+          <w:color w:val="auto"/>
+        </w:rPr>
+        <w:t xml:space="preserve"/>
+      </w:r>
+      <w:r>
+        <w:rPr>
+          <w:rFonts w:ascii="Arial Narrow" w:hAnsi="Arial Narrow"/>
+          <w:color w:val="auto"/>
+        </w:rPr>
+        <w:t/>
       </w:r>
       <w:r>
         <w:rPr>
@@ -735,7 +735,7 @@
         <w:rPr>
           <w:rFonts w:ascii="Arial Narrow" w:hAnsi="Arial Narrow"/>
         </w:rPr>
-        <w:t>.</w:t>
+        <w:t/>
       </w:r>
     </w:p>
     <w:p>
@@ -770,159 +770,159 @@
           <w:rFonts w:ascii="Arial Narrow" w:hAnsi="Arial Narrow"/>
           <w:color w:val="auto"/>
         </w:rPr>
-        <w:t>Suarez S.A.C.</w:t>
-      </w:r>
-      <w:r>
-        <w:rPr>
-          <w:rFonts w:ascii="Arial Narrow" w:hAnsi="Arial Narrow"/>
-        </w:rPr>
-        <w:t xml:space="preserve"> </w:t>
-      </w:r>
-      <w:r>
-        <w:rPr>
-          <w:rFonts w:ascii="Arial Narrow" w:hAnsi="Arial Narrow"/>
-        </w:rPr>
-        <w:t xml:space="preserve">solicitó, en calidad </w:t>
+        <w:t xml:space="preserve">[APELLIDO] S.A.C. solicitó, en calidad de medida correctiva, que Pacífico cumpla con: (i) otorgar la cobertura del Seguro de Transporte Carga Abierta; (iii) asumir los gastos por los productos hurtados en Santa Lucía por el monto de S/ 18 495,43; e, (iii) indemnizar por los daños y perjuicios ocasionados. Asimismo, requirió el reembolso de costos y costas del presente procedimiento.</w:t>
+      </w:r>
+      <w:r>
+        <w:rPr>
+          <w:rFonts w:ascii="Arial Narrow" w:hAnsi="Arial Narrow"/>
+        </w:rPr>
+        <w:t xml:space="preserve"/>
+      </w:r>
+      <w:r>
+        <w:rPr>
+          <w:rFonts w:ascii="Arial Narrow" w:hAnsi="Arial Narrow"/>
+        </w:rPr>
+        <w:t xml:space="preserve"/>
       </w:r>
       <w:bookmarkStart w:id="3" w:name="_Hlk97713383"/>
       <w:r>
         <w:rPr>
           <w:rFonts w:ascii="Arial Narrow" w:hAnsi="Arial Narrow"/>
         </w:rPr>
-        <w:t xml:space="preserve">de medida correctiva, </w:t>
+        <w:t xml:space="preserve"/>
       </w:r>
       <w:bookmarkEnd w:id="3"/>
       <w:r>
         <w:rPr>
           <w:rFonts w:ascii="Arial Narrow" w:hAnsi="Arial Narrow"/>
         </w:rPr>
-        <w:t xml:space="preserve">que </w:t>
-      </w:r>
-      <w:r>
-        <w:rPr>
-          <w:rFonts w:ascii="Arial Narrow" w:hAnsi="Arial Narrow"/>
-          <w:color w:val="auto"/>
-        </w:rPr>
-        <w:t xml:space="preserve">Pacífico </w:t>
-      </w:r>
-      <w:r>
-        <w:rPr>
-          <w:rFonts w:ascii="Arial Narrow" w:hAnsi="Arial Narrow"/>
-        </w:rPr>
-        <w:t>cump</w:t>
-      </w:r>
-      <w:r>
-        <w:rPr>
-          <w:rFonts w:ascii="Arial Narrow" w:hAnsi="Arial Narrow"/>
-        </w:rPr>
-        <w:t>l</w:t>
-      </w:r>
-      <w:r>
-        <w:rPr>
-          <w:rFonts w:ascii="Arial Narrow" w:hAnsi="Arial Narrow"/>
-        </w:rPr>
-        <w:t>a con</w:t>
-      </w:r>
-      <w:r>
-        <w:rPr>
-          <w:rFonts w:ascii="Arial Narrow" w:hAnsi="Arial Narrow"/>
-        </w:rPr>
-        <w:t>: (i)</w:t>
-      </w:r>
-      <w:r>
-        <w:rPr>
-          <w:rFonts w:ascii="Arial Narrow" w:hAnsi="Arial Narrow"/>
-        </w:rPr>
-        <w:t xml:space="preserve"> otorgar la cobertura del Seguro de Transporte Carga Abierta</w:t>
-      </w:r>
-      <w:r>
-        <w:rPr>
-          <w:rFonts w:ascii="Arial Narrow" w:hAnsi="Arial Narrow"/>
-        </w:rPr>
-        <w:t>; (</w:t>
+        <w:t xml:space="preserve"/>
+      </w:r>
+      <w:r>
+        <w:rPr>
+          <w:rFonts w:ascii="Arial Narrow" w:hAnsi="Arial Narrow"/>
+          <w:color w:val="auto"/>
+        </w:rPr>
+        <w:t xml:space="preserve"/>
+      </w:r>
+      <w:r>
+        <w:rPr>
+          <w:rFonts w:ascii="Arial Narrow" w:hAnsi="Arial Narrow"/>
+        </w:rPr>
+        <w:t/>
+      </w:r>
+      <w:r>
+        <w:rPr>
+          <w:rFonts w:ascii="Arial Narrow" w:hAnsi="Arial Narrow"/>
+        </w:rPr>
+        <w:t/>
+      </w:r>
+      <w:r>
+        <w:rPr>
+          <w:rFonts w:ascii="Arial Narrow" w:hAnsi="Arial Narrow"/>
+        </w:rPr>
+        <w:t/>
+      </w:r>
+      <w:r>
+        <w:rPr>
+          <w:rFonts w:ascii="Arial Narrow" w:hAnsi="Arial Narrow"/>
+        </w:rPr>
+        <w:t/>
+      </w:r>
+      <w:r>
+        <w:rPr>
+          <w:rFonts w:ascii="Arial Narrow" w:hAnsi="Arial Narrow"/>
+        </w:rPr>
+        <w:t xml:space="preserve"/>
+      </w:r>
+      <w:r>
+        <w:rPr>
+          <w:rFonts w:ascii="Arial Narrow" w:hAnsi="Arial Narrow"/>
+        </w:rPr>
+        <w:t/>
       </w:r>
       <w:proofErr w:type="spellStart"/>
       <w:r>
         <w:rPr>
           <w:rFonts w:ascii="Arial Narrow" w:hAnsi="Arial Narrow"/>
         </w:rPr>
-        <w:t>iii</w:t>
+        <w:t/>
       </w:r>
       <w:proofErr w:type="spellEnd"/>
       <w:r>
         <w:rPr>
           <w:rFonts w:ascii="Arial Narrow" w:hAnsi="Arial Narrow"/>
         </w:rPr>
-        <w:t xml:space="preserve">) </w:t>
-      </w:r>
-      <w:r>
-        <w:rPr>
-          <w:rFonts w:ascii="Arial Narrow" w:hAnsi="Arial Narrow"/>
-        </w:rPr>
-        <w:t xml:space="preserve">asumir los gastos por los productos </w:t>
-      </w:r>
-      <w:r>
-        <w:rPr>
-          <w:rFonts w:ascii="Arial Narrow" w:hAnsi="Arial Narrow"/>
-        </w:rPr>
-        <w:t>hurtados en</w:t>
-      </w:r>
-      <w:r>
-        <w:rPr>
-          <w:rFonts w:ascii="Arial Narrow" w:hAnsi="Arial Narrow"/>
-        </w:rPr>
-        <w:t xml:space="preserve"> </w:t>
-      </w:r>
-      <w:r>
-        <w:rPr>
-          <w:rFonts w:ascii="Arial Narrow" w:hAnsi="Arial Narrow"/>
-        </w:rPr>
-        <w:t>Santa Lucía por el monto de S/ 18 495,43</w:t>
-      </w:r>
-      <w:r>
-        <w:rPr>
-          <w:rFonts w:ascii="Arial Narrow" w:hAnsi="Arial Narrow"/>
-        </w:rPr>
-        <w:t>; e, (</w:t>
+        <w:t xml:space="preserve"/>
+      </w:r>
+      <w:r>
+        <w:rPr>
+          <w:rFonts w:ascii="Arial Narrow" w:hAnsi="Arial Narrow"/>
+        </w:rPr>
+        <w:t xml:space="preserve"/>
+      </w:r>
+      <w:r>
+        <w:rPr>
+          <w:rFonts w:ascii="Arial Narrow" w:hAnsi="Arial Narrow"/>
+        </w:rPr>
+        <w:t/>
+      </w:r>
+      <w:r>
+        <w:rPr>
+          <w:rFonts w:ascii="Arial Narrow" w:hAnsi="Arial Narrow"/>
+        </w:rPr>
+        <w:t xml:space="preserve"/>
+      </w:r>
+      <w:r>
+        <w:rPr>
+          <w:rFonts w:ascii="Arial Narrow" w:hAnsi="Arial Narrow"/>
+        </w:rPr>
+        <w:t/>
+      </w:r>
+      <w:r>
+        <w:rPr>
+          <w:rFonts w:ascii="Arial Narrow" w:hAnsi="Arial Narrow"/>
+        </w:rPr>
+        <w:t/>
       </w:r>
       <w:proofErr w:type="spellStart"/>
       <w:r>
         <w:rPr>
           <w:rFonts w:ascii="Arial Narrow" w:hAnsi="Arial Narrow"/>
         </w:rPr>
-        <w:t>iii</w:t>
+        <w:t/>
       </w:r>
       <w:proofErr w:type="spellEnd"/>
       <w:r>
         <w:rPr>
           <w:rFonts w:ascii="Arial Narrow" w:hAnsi="Arial Narrow"/>
         </w:rPr>
-        <w:t>) indemnizar por los daños y perjuicios ocasionados</w:t>
-      </w:r>
-      <w:r>
-        <w:rPr>
-          <w:rFonts w:ascii="Arial Narrow" w:hAnsi="Arial Narrow"/>
-        </w:rPr>
-        <w:t>.</w:t>
-      </w:r>
-      <w:r>
-        <w:rPr>
-          <w:rFonts w:ascii="Arial Narrow" w:hAnsi="Arial Narrow"/>
-        </w:rPr>
-        <w:t xml:space="preserve"> </w:t>
+        <w:t/>
+      </w:r>
+      <w:r>
+        <w:rPr>
+          <w:rFonts w:ascii="Arial Narrow" w:hAnsi="Arial Narrow"/>
+        </w:rPr>
+        <w:t/>
+      </w:r>
+      <w:r>
+        <w:rPr>
+          <w:rFonts w:ascii="Arial Narrow" w:hAnsi="Arial Narrow"/>
+        </w:rPr>
+        <w:t xml:space="preserve"/>
       </w:r>
       <w:r>
         <w:rPr>
           <w:rFonts w:ascii="Arial Narrow" w:eastAsia="Times New Roman" w:hAnsi="Arial Narrow"/>
           <w:lang w:val="es-ES" w:eastAsia="es-ES"/>
         </w:rPr>
-        <w:t>Asimismo, requirió el reembolso de costos y costas del presente procedimiento</w:t>
-      </w:r>
-      <w:r>
-        <w:rPr>
-          <w:rFonts w:ascii="Arial Narrow" w:hAnsi="Arial Narrow"/>
-        </w:rPr>
-        <w:t>.</w:t>
+        <w:t/>
+      </w:r>
+      <w:r>
+        <w:rPr>
+          <w:rFonts w:ascii="Arial Narrow" w:hAnsi="Arial Narrow"/>
+        </w:rPr>
+        <w:t/>
       </w:r>
     </w:p>
     <w:p>
@@ -958,105 +958,105 @@
         <w:rPr>
           <w:rFonts w:ascii="Arial Narrow" w:hAnsi="Arial Narrow"/>
         </w:rPr>
-        <w:t xml:space="preserve">El </w:t>
-      </w:r>
-      <w:r>
-        <w:rPr>
-          <w:rFonts w:ascii="Arial Narrow" w:hAnsi="Arial Narrow"/>
-        </w:rPr>
-        <w:t>6 de junio de 2025</w:t>
-      </w:r>
-      <w:r>
-        <w:rPr>
-          <w:rFonts w:ascii="Arial Narrow" w:hAnsi="Arial Narrow"/>
-        </w:rPr>
-        <w:t>, la Secretaría Técnica de la Comisión de Protección al Consumidor 1 (en adelante, Secretaría Técnica), mediante Resolución 1, requirió que</w:t>
-      </w:r>
-      <w:r>
-        <w:rPr>
-          <w:rFonts w:ascii="Arial Narrow" w:hAnsi="Arial Narrow"/>
-        </w:rPr>
-        <w:t xml:space="preserve"> </w:t>
-      </w:r>
-      <w:r>
-        <w:rPr>
-          <w:rFonts w:ascii="Arial Narrow" w:hAnsi="Arial Narrow"/>
-          <w:color w:val="auto"/>
-        </w:rPr>
-        <w:t>Suarez S.A.C</w:t>
-      </w:r>
-      <w:r>
-        <w:rPr>
-          <w:rFonts w:ascii="Arial Narrow" w:hAnsi="Arial Narrow"/>
-          <w:color w:val="auto"/>
-        </w:rPr>
-        <w:t xml:space="preserve">. </w:t>
-      </w:r>
-      <w:r>
-        <w:rPr>
-          <w:rFonts w:ascii="Arial Narrow" w:hAnsi="Arial Narrow"/>
-        </w:rPr>
-        <w:t xml:space="preserve">cumpla con </w:t>
-      </w:r>
-      <w:r>
-        <w:rPr>
-          <w:rFonts w:ascii="Arial Narrow" w:hAnsi="Arial Narrow"/>
-        </w:rPr>
-        <w:t>p</w:t>
+        <w:t xml:space="preserve">El 6 de junio de 2025, la Secretaría Técnica de la Comisión de Protección al Consumidor 1 (en adelante, Secretaría Técnica), mediante Resolución 1, requirió que [APELLIDO] S.A.C. cumpla con presentar las declaraciones juradas mensuales (PDT-IGV Renta mensual) del Impuesto General a las Ventas (IGV) e Impuesto a la Renta (IR) en el cual consten los ingresos netos mensuales del ejercicio correspondiente al 2024 (año anterior a la interposición de la denuncia), toda vez que el titular de la Póliza 17051736 del Seguro de Transporte Carga Abierta es una persona jurídica. </w:t>
+      </w:r>
+      <w:r>
+        <w:rPr>
+          <w:rFonts w:ascii="Arial Narrow" w:hAnsi="Arial Narrow"/>
+        </w:rPr>
+        <w:t/>
+      </w:r>
+      <w:r>
+        <w:rPr>
+          <w:rFonts w:ascii="Arial Narrow" w:hAnsi="Arial Narrow"/>
+        </w:rPr>
+        <w:t/>
+      </w:r>
+      <w:r>
+        <w:rPr>
+          <w:rFonts w:ascii="Arial Narrow" w:hAnsi="Arial Narrow"/>
+        </w:rPr>
+        <w:t xml:space="preserve"/>
+      </w:r>
+      <w:r>
+        <w:rPr>
+          <w:rFonts w:ascii="Arial Narrow" w:hAnsi="Arial Narrow"/>
+          <w:color w:val="auto"/>
+        </w:rPr>
+        <w:t/>
+      </w:r>
+      <w:r>
+        <w:rPr>
+          <w:rFonts w:ascii="Arial Narrow" w:hAnsi="Arial Narrow"/>
+          <w:color w:val="auto"/>
+        </w:rPr>
+        <w:t xml:space="preserve"/>
+      </w:r>
+      <w:r>
+        <w:rPr>
+          <w:rFonts w:ascii="Arial Narrow" w:hAnsi="Arial Narrow"/>
+        </w:rPr>
+        <w:t xml:space="preserve"/>
+      </w:r>
+      <w:r>
+        <w:rPr>
+          <w:rFonts w:ascii="Arial Narrow" w:hAnsi="Arial Narrow"/>
+        </w:rPr>
+        <w:t/>
       </w:r>
       <w:r>
         <w:rPr>
           <w:rFonts w:ascii="Arial Narrow" w:eastAsia="Times New Roman" w:hAnsi="Arial Narrow"/>
           <w:color w:val="000000" w:themeColor="text1"/>
         </w:rPr>
-        <w:t xml:space="preserve">resentar </w:t>
+        <w:t xml:space="preserve"/>
       </w:r>
       <w:r>
         <w:rPr>
           <w:rFonts w:ascii="Arial Narrow" w:eastAsia="Times New Roman" w:hAnsi="Arial Narrow"/>
           <w:color w:val="000000" w:themeColor="text1"/>
         </w:rPr>
-        <w:t xml:space="preserve">las declaraciones juradas mensuales (PDT-IGV Renta mensual) del Impuesto General a las Ventas (IGV) e Impuesto a la Renta (IR) en el cual consten los ingresos netos mensuales del ejercicio correspondiente al 2024 (año anterior a la interposición de la denuncia), toda vez que el titular de la Póliza </w:t>
-      </w:r>
-      <w:r>
-        <w:rPr>
-          <w:rFonts w:ascii="Arial Narrow" w:hAnsi="Arial Narrow"/>
-        </w:rPr>
-        <w:t xml:space="preserve">17051736 </w:t>
+        <w:t xml:space="preserve"/>
+      </w:r>
+      <w:r>
+        <w:rPr>
+          <w:rFonts w:ascii="Arial Narrow" w:hAnsi="Arial Narrow"/>
+        </w:rPr>
+        <w:t xml:space="preserve"/>
       </w:r>
       <w:r>
         <w:rPr>
           <w:rFonts w:ascii="Arial Narrow" w:eastAsia="Times New Roman" w:hAnsi="Arial Narrow"/>
           <w:color w:val="000000" w:themeColor="text1"/>
         </w:rPr>
-        <w:t xml:space="preserve">del </w:t>
-      </w:r>
-      <w:r>
-        <w:rPr>
-          <w:rFonts w:ascii="Arial Narrow" w:hAnsi="Arial Narrow"/>
-        </w:rPr>
-        <w:t>Seguro de Transporte Carga Abierta</w:t>
+        <w:t xml:space="preserve"/>
+      </w:r>
+      <w:r>
+        <w:rPr>
+          <w:rFonts w:ascii="Arial Narrow" w:hAnsi="Arial Narrow"/>
+        </w:rPr>
+        <w:t/>
       </w:r>
       <w:r>
         <w:rPr>
           <w:rFonts w:ascii="Arial Narrow" w:eastAsia="Times New Roman" w:hAnsi="Arial Narrow"/>
           <w:color w:val="000000" w:themeColor="text1"/>
         </w:rPr>
-        <w:t xml:space="preserve"> </w:t>
+        <w:t xml:space="preserve"/>
       </w:r>
       <w:r>
         <w:rPr>
           <w:rFonts w:ascii="Arial Narrow" w:eastAsia="Times New Roman" w:hAnsi="Arial Narrow"/>
           <w:color w:val="000000" w:themeColor="text1"/>
         </w:rPr>
-        <w:t>es una persona jurídica.</w:t>
+        <w:t/>
       </w:r>
       <w:r>
         <w:rPr>
           <w:rFonts w:ascii="Arial Narrow" w:eastAsia="Times New Roman" w:hAnsi="Arial Narrow"/>
           <w:color w:val="000000" w:themeColor="text1"/>
         </w:rPr>
-        <w:t xml:space="preserve"> </w:t>
+        <w:t xml:space="preserve"/>
       </w:r>
     </w:p>
     <w:p>
@@ -1092,94 +1092,94 @@
           <w:rFonts w:ascii="Arial Narrow" w:hAnsi="Arial Narrow"/>
           <w:color w:val="auto"/>
         </w:rPr>
-        <w:t>El</w:t>
-      </w:r>
-      <w:r>
-        <w:rPr>
-          <w:rFonts w:ascii="Arial Narrow" w:hAnsi="Arial Narrow"/>
-          <w:color w:val="auto"/>
-        </w:rPr>
-        <w:t xml:space="preserve"> </w:t>
-      </w:r>
-      <w:r>
-        <w:rPr>
-          <w:rFonts w:ascii="Arial Narrow" w:hAnsi="Arial Narrow"/>
-          <w:color w:val="auto"/>
-        </w:rPr>
-        <w:t>12 de junio de 2025</w:t>
-      </w:r>
-      <w:r>
-        <w:rPr>
-          <w:rFonts w:ascii="Arial Narrow" w:hAnsi="Arial Narrow"/>
-        </w:rPr>
-        <w:t xml:space="preserve">, </w:t>
-      </w:r>
-      <w:r>
-        <w:rPr>
-          <w:rFonts w:ascii="Arial Narrow" w:hAnsi="Arial Narrow"/>
-          <w:color w:val="auto"/>
-        </w:rPr>
-        <w:t>Suarez S.A.C</w:t>
-      </w:r>
-      <w:r>
-        <w:rPr>
-          <w:rFonts w:ascii="Arial Narrow" w:hAnsi="Arial Narrow"/>
-          <w:color w:val="auto"/>
-        </w:rPr>
-        <w:t>.</w:t>
-      </w:r>
-      <w:r>
-        <w:rPr>
-          <w:rFonts w:ascii="Arial Narrow" w:hAnsi="Arial Narrow"/>
-          <w:color w:val="auto"/>
-        </w:rPr>
-        <w:t xml:space="preserve"> </w:t>
-      </w:r>
-      <w:r>
-        <w:rPr>
-          <w:rFonts w:ascii="Arial Narrow" w:hAnsi="Arial Narrow"/>
-          <w:color w:val="auto"/>
-        </w:rPr>
-        <w:t xml:space="preserve">presentó un escrito, a través del cual adjuntó las declaraciones mensuales (PDT-IGV Renta mensual) del Impuesto </w:t>
-      </w:r>
-      <w:r>
-        <w:rPr>
-          <w:rFonts w:ascii="Arial Narrow" w:hAnsi="Arial Narrow"/>
-          <w:color w:val="auto"/>
-        </w:rPr>
-        <w:t xml:space="preserve">General a las Ventas (IGV) e Impuesto a la Renta (IR) completas del ejercicio correspondiente al año </w:t>
-      </w:r>
-      <w:r>
-        <w:rPr>
-          <w:rFonts w:ascii="Arial Narrow" w:hAnsi="Arial Narrow"/>
-          <w:color w:val="auto"/>
-        </w:rPr>
-        <w:t>2024</w:t>
-      </w:r>
-      <w:r>
-        <w:rPr>
-          <w:rFonts w:ascii="Arial Narrow" w:hAnsi="Arial Narrow"/>
-          <w:color w:val="auto"/>
-        </w:rPr>
-        <w:t xml:space="preserve">, </w:t>
-      </w:r>
-      <w:r>
-        <w:rPr>
-          <w:rFonts w:ascii="Arial Narrow" w:hAnsi="Arial Narrow"/>
-        </w:rPr>
-        <w:t>cu</w:t>
-      </w:r>
-      <w:r>
-        <w:rPr>
-          <w:rFonts w:ascii="Arial Narrow" w:hAnsi="Arial Narrow"/>
-        </w:rPr>
-        <w:t>ya confidencialidad será evaluada.</w:t>
-      </w:r>
-      <w:r>
-        <w:rPr>
-          <w:rFonts w:ascii="Arial Narrow" w:hAnsi="Arial Narrow"/>
-        </w:rPr>
-        <w:t xml:space="preserve"> Asimismo, dicha información fue reiterada el 26 de junio y 1 de julio de 2025.</w:t>
+        <w:t xml:space="preserve">El 12 de junio de 2025, [APELLIDO] S.A.C. presentó un escrito, a través del cual adjuntó las declaraciones mensuales (PDT-IGV Renta mensual) del Impuesto General a las Ventas (IGV) e Impuesto a la Renta (IR) completas del ejercicio correspondiente al año 2024, cuya confidencialidad será evaluada. Asimismo, dicha información fue reiterada el 26 de junio y 1 de julio de 2025.</w:t>
+      </w:r>
+      <w:r>
+        <w:rPr>
+          <w:rFonts w:ascii="Arial Narrow" w:hAnsi="Arial Narrow"/>
+          <w:color w:val="auto"/>
+        </w:rPr>
+        <w:t xml:space="preserve"/>
+      </w:r>
+      <w:r>
+        <w:rPr>
+          <w:rFonts w:ascii="Arial Narrow" w:hAnsi="Arial Narrow"/>
+          <w:color w:val="auto"/>
+        </w:rPr>
+        <w:t/>
+      </w:r>
+      <w:r>
+        <w:rPr>
+          <w:rFonts w:ascii="Arial Narrow" w:hAnsi="Arial Narrow"/>
+        </w:rPr>
+        <w:t xml:space="preserve"/>
+      </w:r>
+      <w:r>
+        <w:rPr>
+          <w:rFonts w:ascii="Arial Narrow" w:hAnsi="Arial Narrow"/>
+          <w:color w:val="auto"/>
+        </w:rPr>
+        <w:t/>
+      </w:r>
+      <w:r>
+        <w:rPr>
+          <w:rFonts w:ascii="Arial Narrow" w:hAnsi="Arial Narrow"/>
+          <w:color w:val="auto"/>
+        </w:rPr>
+        <w:t/>
+      </w:r>
+      <w:r>
+        <w:rPr>
+          <w:rFonts w:ascii="Arial Narrow" w:hAnsi="Arial Narrow"/>
+          <w:color w:val="auto"/>
+        </w:rPr>
+        <w:t xml:space="preserve"/>
+      </w:r>
+      <w:r>
+        <w:rPr>
+          <w:rFonts w:ascii="Arial Narrow" w:hAnsi="Arial Narrow"/>
+          <w:color w:val="auto"/>
+        </w:rPr>
+        <w:t xml:space="preserve"/>
+      </w:r>
+      <w:r>
+        <w:rPr>
+          <w:rFonts w:ascii="Arial Narrow" w:hAnsi="Arial Narrow"/>
+          <w:color w:val="auto"/>
+        </w:rPr>
+        <w:t xml:space="preserve"/>
+      </w:r>
+      <w:r>
+        <w:rPr>
+          <w:rFonts w:ascii="Arial Narrow" w:hAnsi="Arial Narrow"/>
+          <w:color w:val="auto"/>
+        </w:rPr>
+        <w:t/>
+      </w:r>
+      <w:r>
+        <w:rPr>
+          <w:rFonts w:ascii="Arial Narrow" w:hAnsi="Arial Narrow"/>
+          <w:color w:val="auto"/>
+        </w:rPr>
+        <w:t xml:space="preserve"/>
+      </w:r>
+      <w:r>
+        <w:rPr>
+          <w:rFonts w:ascii="Arial Narrow" w:hAnsi="Arial Narrow"/>
+        </w:rPr>
+        <w:t/>
+      </w:r>
+      <w:r>
+        <w:rPr>
+          <w:rFonts w:ascii="Arial Narrow" w:hAnsi="Arial Narrow"/>
+        </w:rPr>
+        <w:t/>
+      </w:r>
+      <w:r>
+        <w:rPr>
+          <w:rFonts w:ascii="Arial Narrow" w:hAnsi="Arial Narrow"/>
+        </w:rPr>
+        <w:t xml:space="preserve"/>
       </w:r>
     </w:p>
     <w:p>
@@ -1215,19 +1215,19 @@
         <w:rPr>
           <w:rFonts w:ascii="Arial Narrow" w:hAnsi="Arial Narrow"/>
         </w:rPr>
-        <w:t>E</w:t>
-      </w:r>
-      <w:r>
-        <w:rPr>
-          <w:rFonts w:ascii="Arial Narrow" w:hAnsi="Arial Narrow"/>
-        </w:rPr>
-        <w:t xml:space="preserve">l 19 de julio de 2023, </w:t>
-      </w:r>
-      <w:r>
-        <w:rPr>
-          <w:rFonts w:ascii="Arial Narrow" w:hAnsi="Arial Narrow"/>
-        </w:rPr>
-        <w:t xml:space="preserve">el Pleno de la Comisión de Protección al Consumidor </w:t>
+        <w:t xml:space="preserve">El 19 de julio de 2023, el Pleno de la Comisión de Protección al Consumidor  1 (en adelante, Comisión) acordó delegar a la Secretaría Técnica de la Comisión de Protección al Consumidor 1 (en adelante, la Secretaría Técnica) la facultad de calificar y declarar la confidencialidad de la información solicitada a pedido de parte o de oficio, en el marco de la tramitación de los procedimientos de protección al consumidor, en primera y segunda instancia administrativa. En ese sentido, corresponde emitir un pronunciamiento respecto a la confidencialidad de la documentación presentada por [APELLIDO] S.A.C.</w:t>
+      </w:r>
+      <w:r>
+        <w:rPr>
+          <w:rFonts w:ascii="Arial Narrow" w:hAnsi="Arial Narrow"/>
+        </w:rPr>
+        <w:t xml:space="preserve"/>
+      </w:r>
+      <w:r>
+        <w:rPr>
+          <w:rFonts w:ascii="Arial Narrow" w:hAnsi="Arial Narrow"/>
+        </w:rPr>
+        <w:t xml:space="preserve"/>
       </w:r>
       <w:proofErr w:type="spellStart"/>
       <w:r>
@@ -1241,129 +1241,129 @@
         <w:rPr>
           <w:rFonts w:ascii="Arial Narrow" w:hAnsi="Arial Narrow"/>
         </w:rPr>
-        <w:t xml:space="preserve"> 1 (en adelante, Comisión) </w:t>
-      </w:r>
-      <w:r>
-        <w:rPr>
-          <w:rFonts w:ascii="Arial Narrow" w:hAnsi="Arial Narrow"/>
-        </w:rPr>
-        <w:t>acordó delegar</w:t>
-      </w:r>
-      <w:r>
-        <w:rPr>
-          <w:rFonts w:ascii="Arial Narrow" w:hAnsi="Arial Narrow"/>
-        </w:rPr>
-        <w:t xml:space="preserve"> a la Secretaría Técnica </w:t>
-      </w:r>
-      <w:r>
-        <w:rPr>
-          <w:rFonts w:ascii="Arial Narrow" w:hAnsi="Arial Narrow"/>
-        </w:rPr>
-        <w:t xml:space="preserve">de la Comisión </w:t>
-      </w:r>
-      <w:r>
-        <w:rPr>
-          <w:rFonts w:ascii="Arial Narrow" w:hAnsi="Arial Narrow"/>
-        </w:rPr>
-        <w:t>de Protección al Consumidor 1 (en adelante, la Secretaría Técnica</w:t>
-      </w:r>
-      <w:r>
-        <w:rPr>
-          <w:rFonts w:ascii="Arial Narrow" w:hAnsi="Arial Narrow"/>
-        </w:rPr>
-        <w:t xml:space="preserve">) </w:t>
-      </w:r>
-      <w:r>
-        <w:rPr>
-          <w:rFonts w:ascii="Arial Narrow" w:hAnsi="Arial Narrow"/>
-        </w:rPr>
-        <w:t>la facultad</w:t>
-      </w:r>
-      <w:r>
-        <w:rPr>
-          <w:rFonts w:ascii="Arial Narrow" w:hAnsi="Arial Narrow"/>
-        </w:rPr>
-        <w:t xml:space="preserve"> de</w:t>
-      </w:r>
-      <w:r>
-        <w:rPr>
-          <w:rFonts w:ascii="Arial Narrow" w:hAnsi="Arial Narrow"/>
-        </w:rPr>
-        <w:t xml:space="preserve"> </w:t>
-      </w:r>
-      <w:r>
-        <w:rPr>
-          <w:rFonts w:ascii="Arial Narrow" w:hAnsi="Arial Narrow"/>
-        </w:rPr>
-        <w:t xml:space="preserve">calificar y declarar la confidencialidad de la información solicitada </w:t>
-      </w:r>
-      <w:r>
-        <w:rPr>
-          <w:rFonts w:ascii="Arial Narrow" w:hAnsi="Arial Narrow"/>
-        </w:rPr>
-        <w:t>a</w:t>
-      </w:r>
-      <w:r>
-        <w:rPr>
-          <w:rFonts w:ascii="Arial Narrow" w:hAnsi="Arial Narrow"/>
-        </w:rPr>
-        <w:t xml:space="preserve"> pedido de parte o de oficio</w:t>
+        <w:t xml:space="preserve"/>
+      </w:r>
+      <w:r>
+        <w:rPr>
+          <w:rFonts w:ascii="Arial Narrow" w:hAnsi="Arial Narrow"/>
+        </w:rPr>
+        <w:t/>
+      </w:r>
+      <w:r>
+        <w:rPr>
+          <w:rFonts w:ascii="Arial Narrow" w:hAnsi="Arial Narrow"/>
+        </w:rPr>
+        <w:t xml:space="preserve"/>
+      </w:r>
+      <w:r>
+        <w:rPr>
+          <w:rFonts w:ascii="Arial Narrow" w:hAnsi="Arial Narrow"/>
+        </w:rPr>
+        <w:t xml:space="preserve"/>
+      </w:r>
+      <w:r>
+        <w:rPr>
+          <w:rFonts w:ascii="Arial Narrow" w:hAnsi="Arial Narrow"/>
+        </w:rPr>
+        <w:t/>
+      </w:r>
+      <w:r>
+        <w:rPr>
+          <w:rFonts w:ascii="Arial Narrow" w:hAnsi="Arial Narrow"/>
+        </w:rPr>
+        <w:t xml:space="preserve"/>
+      </w:r>
+      <w:r>
+        <w:rPr>
+          <w:rFonts w:ascii="Arial Narrow" w:hAnsi="Arial Narrow"/>
+        </w:rPr>
+        <w:t/>
+      </w:r>
+      <w:r>
+        <w:rPr>
+          <w:rFonts w:ascii="Arial Narrow" w:hAnsi="Arial Narrow"/>
+        </w:rPr>
+        <w:t xml:space="preserve"/>
+      </w:r>
+      <w:r>
+        <w:rPr>
+          <w:rFonts w:ascii="Arial Narrow" w:hAnsi="Arial Narrow"/>
+        </w:rPr>
+        <w:t xml:space="preserve"/>
+      </w:r>
+      <w:r>
+        <w:rPr>
+          <w:rFonts w:ascii="Arial Narrow" w:hAnsi="Arial Narrow"/>
+        </w:rPr>
+        <w:t xml:space="preserve"/>
+      </w:r>
+      <w:r>
+        <w:rPr>
+          <w:rFonts w:ascii="Arial Narrow" w:hAnsi="Arial Narrow"/>
+        </w:rPr>
+        <w:t/>
+      </w:r>
+      <w:r>
+        <w:rPr>
+          <w:rFonts w:ascii="Arial Narrow" w:hAnsi="Arial Narrow"/>
+        </w:rPr>
+        <w:t xml:space="preserve"/>
       </w:r>
       <w:r>
         <w:rPr>
           <w:rFonts w:ascii="Arial Narrow" w:hAnsi="Arial Narrow"/>
           <w:lang w:val="es-ES" w:eastAsia="es-ES"/>
         </w:rPr>
-        <w:t>, en el marco de la tramitación de los procedimientos de protección al consumidor, en primera y segunda instancia</w:t>
+        <w:t/>
       </w:r>
       <w:r>
         <w:rPr>
           <w:rFonts w:ascii="Arial Narrow" w:hAnsi="Arial Narrow"/>
           <w:lang w:val="es-ES" w:eastAsia="es-ES"/>
         </w:rPr>
-        <w:t xml:space="preserve"> administrativa</w:t>
+        <w:t xml:space="preserve"/>
       </w:r>
       <w:r>
         <w:rPr>
           <w:rFonts w:ascii="Arial Narrow" w:hAnsi="Arial Narrow"/>
           <w:lang w:val="es-ES" w:eastAsia="es-ES"/>
         </w:rPr>
-        <w:t xml:space="preserve">. En ese sentido, </w:t>
+        <w:t xml:space="preserve"/>
       </w:r>
       <w:r>
         <w:rPr>
           <w:rFonts w:ascii="Arial Narrow" w:hAnsi="Arial Narrow"/>
           <w:lang w:val="es-ES" w:eastAsia="es-ES"/>
         </w:rPr>
-        <w:t xml:space="preserve">corresponde emitir un pronunciamiento </w:t>
+        <w:t xml:space="preserve"/>
       </w:r>
       <w:r>
         <w:rPr>
           <w:rFonts w:ascii="Arial Narrow" w:hAnsi="Arial Narrow"/>
           <w:lang w:val="es-ES" w:eastAsia="es-ES"/>
         </w:rPr>
-        <w:t>respecto a la confidencialidad de la documentación presentada por</w:t>
+        <w:t/>
       </w:r>
       <w:r>
         <w:rPr>
           <w:rFonts w:ascii="Arial Narrow" w:hAnsi="Arial Narrow"/>
           <w:lang w:val="es-ES" w:eastAsia="es-ES"/>
         </w:rPr>
-        <w:t xml:space="preserve"> </w:t>
-      </w:r>
-      <w:r>
-        <w:rPr>
-          <w:rFonts w:ascii="Arial Narrow" w:hAnsi="Arial Narrow"/>
-          <w:color w:val="auto"/>
-        </w:rPr>
-        <w:t>Suarez S.A.C</w:t>
-      </w:r>
-      <w:r>
-        <w:rPr>
-          <w:rFonts w:ascii="Arial Narrow" w:hAnsi="Arial Narrow"/>
-          <w:color w:val="auto"/>
-        </w:rPr>
-        <w:t>.</w:t>
+        <w:t xml:space="preserve"/>
+      </w:r>
+      <w:r>
+        <w:rPr>
+          <w:rFonts w:ascii="Arial Narrow" w:hAnsi="Arial Narrow"/>
+          <w:color w:val="auto"/>
+        </w:rPr>
+        <w:t/>
+      </w:r>
+      <w:r>
+        <w:rPr>
+          <w:rFonts w:ascii="Arial Narrow" w:hAnsi="Arial Narrow"/>
+          <w:color w:val="auto"/>
+        </w:rPr>
+        <w:t/>
       </w:r>
     </w:p>
     <w:p>
@@ -1939,136 +1939,136 @@
         <w:rPr>
           <w:rFonts w:ascii="Arial Narrow" w:hAnsi="Arial Narrow"/>
         </w:rPr>
-        <w:t>P</w:t>
-      </w:r>
-      <w:r>
-        <w:rPr>
-          <w:rFonts w:ascii="Arial Narrow" w:hAnsi="Arial Narrow"/>
-        </w:rPr>
-        <w:t xml:space="preserve">or escrito </w:t>
-      </w:r>
-      <w:r>
-        <w:rPr>
-          <w:rFonts w:ascii="Arial Narrow" w:hAnsi="Arial Narrow"/>
-        </w:rPr>
-        <w:t xml:space="preserve">del </w:t>
-      </w:r>
-      <w:r>
-        <w:rPr>
-          <w:rFonts w:ascii="Arial Narrow" w:hAnsi="Arial Narrow"/>
-        </w:rPr>
-        <w:t>6 de junio de 2025</w:t>
-      </w:r>
-      <w:r>
-        <w:rPr>
-          <w:rFonts w:ascii="Arial Narrow" w:hAnsi="Arial Narrow"/>
-        </w:rPr>
-        <w:t>,</w:t>
-      </w:r>
-      <w:r>
-        <w:rPr>
-          <w:rFonts w:ascii="Arial Narrow" w:hAnsi="Arial Narrow"/>
-        </w:rPr>
-        <w:t xml:space="preserve"> </w:t>
-      </w:r>
-      <w:r>
-        <w:rPr>
-          <w:rFonts w:ascii="Arial Narrow" w:hAnsi="Arial Narrow"/>
-          <w:color w:val="auto"/>
-        </w:rPr>
-        <w:t>Suarez S.A.C</w:t>
-      </w:r>
-      <w:r>
-        <w:rPr>
-          <w:rFonts w:ascii="Arial Narrow" w:hAnsi="Arial Narrow"/>
-          <w:color w:val="auto"/>
-        </w:rPr>
-        <w:t>.</w:t>
-      </w:r>
-      <w:r>
-        <w:rPr>
-          <w:rFonts w:ascii="Arial Narrow" w:hAnsi="Arial Narrow"/>
-          <w:color w:val="auto"/>
-        </w:rPr>
-        <w:t xml:space="preserve"> </w:t>
-      </w:r>
-      <w:r>
-        <w:rPr>
-          <w:rFonts w:ascii="Arial Narrow" w:hAnsi="Arial Narrow"/>
-        </w:rPr>
-        <w:t>presentó</w:t>
-      </w:r>
-      <w:r>
-        <w:rPr>
-          <w:rFonts w:ascii="Arial Narrow" w:hAnsi="Arial Narrow"/>
-        </w:rPr>
-        <w:t xml:space="preserve"> las declaraciones mensuales (PDT-IGV Renta mensual) del Impuesto </w:t>
-      </w:r>
-      <w:r>
-        <w:rPr>
-          <w:rFonts w:ascii="Arial Narrow" w:hAnsi="Arial Narrow"/>
-        </w:rPr>
-        <w:t xml:space="preserve">General a las Ventas (IGV) e Impuesto a la Renta (IR) completas del ejercicio correspondiente al año </w:t>
-      </w:r>
-      <w:r>
-        <w:rPr>
-          <w:rFonts w:ascii="Arial Narrow" w:hAnsi="Arial Narrow"/>
-        </w:rPr>
-        <w:t>2024</w:t>
-      </w:r>
-      <w:r>
-        <w:rPr>
-          <w:rFonts w:ascii="Arial Narrow" w:hAnsi="Arial Narrow"/>
-        </w:rPr>
-        <w:t>, el</w:t>
-      </w:r>
-      <w:r>
-        <w:rPr>
-          <w:rFonts w:ascii="Arial Narrow" w:hAnsi="Arial Narrow"/>
-        </w:rPr>
-        <w:t xml:space="preserve"> cual contiene información correspondiente</w:t>
-      </w:r>
-      <w:r>
-        <w:rPr>
-          <w:rFonts w:ascii="Arial Narrow" w:hAnsi="Arial Narrow"/>
-        </w:rPr>
-        <w:t xml:space="preserve"> a</w:t>
-      </w:r>
-      <w:r>
-        <w:rPr>
-          <w:rFonts w:ascii="Arial Narrow" w:hAnsi="Arial Narrow"/>
-        </w:rPr>
-        <w:t xml:space="preserve"> PDT-IGV Renta mensual, IGV, e IR</w:t>
-      </w:r>
-      <w:r>
-        <w:rPr>
-          <w:rFonts w:ascii="Arial Narrow" w:hAnsi="Arial Narrow"/>
-        </w:rPr>
-        <w:t>;</w:t>
-      </w:r>
-      <w:r>
-        <w:rPr>
-          <w:rFonts w:ascii="Arial Narrow" w:hAnsi="Arial Narrow"/>
-        </w:rPr>
-        <w:t xml:space="preserve"> por lo que corresponde</w:t>
-      </w:r>
-      <w:r>
-        <w:rPr>
-          <w:rFonts w:ascii="Arial Narrow" w:hAnsi="Arial Narrow"/>
-        </w:rPr>
-        <w:t xml:space="preserve"> que la Secretaría Técnica -por delegación de facultades</w:t>
-      </w:r>
-      <w:r>
-        <w:rPr>
-          <w:rFonts w:ascii="Arial Narrow" w:hAnsi="Arial Narrow"/>
-        </w:rPr>
-        <w:t>- evalúe</w:t>
-      </w:r>
-      <w:r>
-        <w:rPr>
-          <w:rFonts w:ascii="Arial Narrow" w:hAnsi="Arial Narrow"/>
-        </w:rPr>
-        <w:t xml:space="preserve"> su confidencialidad.</w:t>
+        <w:t xml:space="preserve">Por escrito del 6 de junio de 2025, [APELLIDO] S.A.C. presentó las declaraciones mensuales (PDT-IGV Renta mensual) del Impuesto General a las Ventas (IGV) e Impuesto a la Renta (IR) completas del ejercicio correspondiente al año 2024, el cual contiene información correspondiente a PDT-IGV Renta mensual, IGV, e IR; por lo que corresponde que la Secretaría Técnica -por delegación de facultades- evalúe su confidencialidad.</w:t>
+      </w:r>
+      <w:r>
+        <w:rPr>
+          <w:rFonts w:ascii="Arial Narrow" w:hAnsi="Arial Narrow"/>
+        </w:rPr>
+        <w:t xml:space="preserve"/>
+      </w:r>
+      <w:r>
+        <w:rPr>
+          <w:rFonts w:ascii="Arial Narrow" w:hAnsi="Arial Narrow"/>
+        </w:rPr>
+        <w:t xml:space="preserve"/>
+      </w:r>
+      <w:r>
+        <w:rPr>
+          <w:rFonts w:ascii="Arial Narrow" w:hAnsi="Arial Narrow"/>
+        </w:rPr>
+        <w:t/>
+      </w:r>
+      <w:r>
+        <w:rPr>
+          <w:rFonts w:ascii="Arial Narrow" w:hAnsi="Arial Narrow"/>
+        </w:rPr>
+        <w:t/>
+      </w:r>
+      <w:r>
+        <w:rPr>
+          <w:rFonts w:ascii="Arial Narrow" w:hAnsi="Arial Narrow"/>
+        </w:rPr>
+        <w:t xml:space="preserve"/>
+      </w:r>
+      <w:r>
+        <w:rPr>
+          <w:rFonts w:ascii="Arial Narrow" w:hAnsi="Arial Narrow"/>
+          <w:color w:val="auto"/>
+        </w:rPr>
+        <w:t/>
+      </w:r>
+      <w:r>
+        <w:rPr>
+          <w:rFonts w:ascii="Arial Narrow" w:hAnsi="Arial Narrow"/>
+          <w:color w:val="auto"/>
+        </w:rPr>
+        <w:t/>
+      </w:r>
+      <w:r>
+        <w:rPr>
+          <w:rFonts w:ascii="Arial Narrow" w:hAnsi="Arial Narrow"/>
+          <w:color w:val="auto"/>
+        </w:rPr>
+        <w:t xml:space="preserve"/>
+      </w:r>
+      <w:r>
+        <w:rPr>
+          <w:rFonts w:ascii="Arial Narrow" w:hAnsi="Arial Narrow"/>
+        </w:rPr>
+        <w:t/>
+      </w:r>
+      <w:r>
+        <w:rPr>
+          <w:rFonts w:ascii="Arial Narrow" w:hAnsi="Arial Narrow"/>
+        </w:rPr>
+        <w:t xml:space="preserve"/>
+      </w:r>
+      <w:r>
+        <w:rPr>
+          <w:rFonts w:ascii="Arial Narrow" w:hAnsi="Arial Narrow"/>
+        </w:rPr>
+        <w:t xml:space="preserve"/>
+      </w:r>
+      <w:r>
+        <w:rPr>
+          <w:rFonts w:ascii="Arial Narrow" w:hAnsi="Arial Narrow"/>
+        </w:rPr>
+        <w:t/>
+      </w:r>
+      <w:r>
+        <w:rPr>
+          <w:rFonts w:ascii="Arial Narrow" w:hAnsi="Arial Narrow"/>
+        </w:rPr>
+        <w:t/>
+      </w:r>
+      <w:r>
+        <w:rPr>
+          <w:rFonts w:ascii="Arial Narrow" w:hAnsi="Arial Narrow"/>
+        </w:rPr>
+        <w:t xml:space="preserve"/>
+      </w:r>
+      <w:r>
+        <w:rPr>
+          <w:rFonts w:ascii="Arial Narrow" w:hAnsi="Arial Narrow"/>
+        </w:rPr>
+        <w:t xml:space="preserve"/>
+      </w:r>
+      <w:r>
+        <w:rPr>
+          <w:rFonts w:ascii="Arial Narrow" w:hAnsi="Arial Narrow"/>
+        </w:rPr>
+        <w:t xml:space="preserve"/>
+      </w:r>
+      <w:r>
+        <w:rPr>
+          <w:rFonts w:ascii="Arial Narrow" w:hAnsi="Arial Narrow"/>
+        </w:rPr>
+        <w:t/>
+      </w:r>
+      <w:r>
+        <w:rPr>
+          <w:rFonts w:ascii="Arial Narrow" w:hAnsi="Arial Narrow"/>
+        </w:rPr>
+        <w:t xml:space="preserve"/>
+      </w:r>
+      <w:r>
+        <w:rPr>
+          <w:rFonts w:ascii="Arial Narrow" w:hAnsi="Arial Narrow"/>
+        </w:rPr>
+        <w:t xml:space="preserve"/>
+      </w:r>
+      <w:r>
+        <w:rPr>
+          <w:rFonts w:ascii="Arial Narrow" w:hAnsi="Arial Narrow"/>
+        </w:rPr>
+        <w:t/>
+      </w:r>
+      <w:r>
+        <w:rPr>
+          <w:rFonts w:ascii="Arial Narrow" w:hAnsi="Arial Narrow"/>
+        </w:rPr>
+        <w:t xml:space="preserve"/>
       </w:r>
     </w:p>
     <w:p>
@@ -2187,69 +2187,69 @@
           <w:rStyle w:val="normaltextrun"/>
           <w:rFonts w:ascii="Arial Narrow" w:hAnsi="Arial Narrow"/>
         </w:rPr>
-        <w:t xml:space="preserve">En el presente caso, </w:t>
-      </w:r>
-      <w:r>
-        <w:rPr>
-          <w:rFonts w:ascii="Arial Narrow" w:hAnsi="Arial Narrow"/>
-          <w:color w:val="auto"/>
-        </w:rPr>
-        <w:t>Suarez S.A.C</w:t>
-      </w:r>
-      <w:r>
-        <w:rPr>
-          <w:rFonts w:ascii="Arial Narrow" w:hAnsi="Arial Narrow"/>
-          <w:color w:val="auto"/>
-        </w:rPr>
-        <w:t xml:space="preserve">. </w:t>
+        <w:t xml:space="preserve">En el presente caso, [APELLIDO] S.A.C. adjuntó a su escrito del 6 de junio de 2025, la copia de la constancia de presentación del PDT correspondiente a la Declaración Jurada de Pago Mensual del Impuesto a la Renta de Tercera Categoría; así como, el PDT-IGV-Renta Mensual del ejercicio 2024.</w:t>
+      </w:r>
+      <w:r>
+        <w:rPr>
+          <w:rFonts w:ascii="Arial Narrow" w:hAnsi="Arial Narrow"/>
+          <w:color w:val="auto"/>
+        </w:rPr>
+        <w:t/>
+      </w:r>
+      <w:r>
+        <w:rPr>
+          <w:rFonts w:ascii="Arial Narrow" w:hAnsi="Arial Narrow"/>
+          <w:color w:val="auto"/>
+        </w:rPr>
+        <w:t xml:space="preserve"/>
       </w:r>
       <w:r>
         <w:rPr>
           <w:rStyle w:val="normaltextrun"/>
           <w:rFonts w:ascii="Arial Narrow" w:hAnsi="Arial Narrow"/>
         </w:rPr>
-        <w:t>adjuntó a s</w:t>
+        <w:t/>
       </w:r>
       <w:r>
         <w:rPr>
           <w:rStyle w:val="normaltextrun"/>
           <w:rFonts w:ascii="Arial Narrow" w:hAnsi="Arial Narrow"/>
         </w:rPr>
-        <w:t>u</w:t>
+        <w:t/>
       </w:r>
       <w:r>
         <w:rPr>
           <w:rStyle w:val="normaltextrun"/>
           <w:rFonts w:ascii="Arial Narrow" w:hAnsi="Arial Narrow"/>
         </w:rPr>
-        <w:t xml:space="preserve"> escrito</w:t>
+        <w:t xml:space="preserve"/>
       </w:r>
       <w:r>
         <w:rPr>
           <w:rStyle w:val="normaltextrun"/>
           <w:rFonts w:ascii="Arial Narrow" w:hAnsi="Arial Narrow"/>
         </w:rPr>
-        <w:t xml:space="preserve"> </w:t>
+        <w:t xml:space="preserve"/>
       </w:r>
       <w:r>
         <w:rPr>
           <w:rStyle w:val="normaltextrun"/>
           <w:rFonts w:ascii="Arial Narrow" w:hAnsi="Arial Narrow"/>
         </w:rPr>
-        <w:t xml:space="preserve">del </w:t>
-      </w:r>
-      <w:r>
-        <w:rPr>
-          <w:rFonts w:ascii="Arial Narrow" w:hAnsi="Arial Narrow"/>
-        </w:rPr>
-        <w:t>6 de junio de 2025</w:t>
+        <w:t xml:space="preserve"/>
+      </w:r>
+      <w:r>
+        <w:rPr>
+          <w:rFonts w:ascii="Arial Narrow" w:hAnsi="Arial Narrow"/>
+        </w:rPr>
+        <w:t/>
       </w:r>
       <w:r>
         <w:rPr>
           <w:rStyle w:val="normaltextrun"/>
           <w:rFonts w:ascii="Arial Narrow" w:hAnsi="Arial Narrow"/>
         </w:rPr>
-        <w:t xml:space="preserve">, la copia de la constancia </w:t>
+        <w:t xml:space="preserve"/>
       </w:r>
       <w:r>
         <w:rPr>
@@ -2257,28 +2257,28 @@
           <w:rFonts w:ascii="Arial Narrow" w:hAnsi="Arial Narrow"/>
         </w:rPr>
         <w:lastRenderedPageBreak/>
-        <w:t xml:space="preserve">de presentación del PDT correspondiente a la Declaración Jurada de Pago </w:t>
+        <w:t xml:space="preserve"/>
       </w:r>
       <w:r>
         <w:rPr>
           <w:rStyle w:val="normaltextrun"/>
           <w:rFonts w:ascii="Arial Narrow" w:hAnsi="Arial Narrow"/>
         </w:rPr>
-        <w:t xml:space="preserve">Mensual del Impuesto a la Renta de Tercera Categoría; así como, el PDT-IGV-Renta Mensual del ejercicio </w:t>
+        <w:t xml:space="preserve"/>
       </w:r>
       <w:r>
         <w:rPr>
           <w:rStyle w:val="normaltextrun"/>
           <w:rFonts w:ascii="Arial Narrow" w:hAnsi="Arial Narrow"/>
         </w:rPr>
-        <w:t>2024</w:t>
+        <w:t/>
       </w:r>
       <w:r>
         <w:rPr>
           <w:rStyle w:val="normaltextrun"/>
           <w:rFonts w:ascii="Arial Narrow" w:hAnsi="Arial Narrow"/>
         </w:rPr>
-        <w:t>.</w:t>
+        <w:t/>
       </w:r>
     </w:p>
     <w:p>
@@ -2361,14 +2361,14 @@
           <w:rFonts w:ascii="Arial Narrow" w:hAnsi="Arial Narrow"/>
           <w:color w:val="auto"/>
         </w:rPr>
-        <w:t xml:space="preserve">En consecuencia, conforme a lo dispuesto en el artículo 85 del Código Tributario, la Secretaría Técnica considera que corresponde declarar la confidencialidad de la información contenida en las copias de las declaraciones juradas mensuales (PDT-IGV Renta mensual) del Impuesto General a las </w:t>
-      </w:r>
-      <w:r>
-        <w:rPr>
-          <w:rFonts w:ascii="Arial Narrow" w:hAnsi="Arial Narrow"/>
-          <w:color w:val="auto"/>
-        </w:rPr>
-        <w:t xml:space="preserve">Ventas (IGV) e Impuesto a la Renta (IR) correspondiente al periodo </w:t>
+        <w:t xml:space="preserve">En consecuencia, conforme a lo dispuesto en el artículo 85 del Código Tributario, la Secretaría Técnica considera que corresponde declarar la confidencialidad de la información contenida en las copias de las declaraciones juradas mensuales (PDT-IGV Renta mensual) del Impuesto General a las Ventas (IGV) e Impuesto a la Renta (IR) correspondiente al periodo 2024 [APELLIDO] S.A.C. que obra en: (i) documento   1 denominado “CUMPLO MANDATO Y OTRO - SOLANO FELIX ELISA - PACIFICO.PDF” de la pieza  6 presentada mediante el escrito del 12 de junio de 2025 del expediente; (ii) documento 1 denominado “SOLICITO CONFIDENCIALIDAD Y OTRO - SOLANO FELIX ELISA - PACIFICO.PDF” de la pieza  10 presentada mediante el escrito del 26 de junio de 2025 del expediente; y, (iii) documento 2 denominado “SOLICITO CONFIDENCIALIDAD Y OTRO - ANEXOS.PDF” de la pieza  12 presentada mediante el escrito del 1 de julio de 2025 del expediente, precisándose que la confidencialidad declarada deberá mantenerse de forma permanente.</w:t>
+      </w:r>
+      <w:r>
+        <w:rPr>
+          <w:rFonts w:ascii="Arial Narrow" w:hAnsi="Arial Narrow"/>
+          <w:color w:val="auto"/>
+        </w:rPr>
+        <w:t xml:space="preserve"/>
       </w:r>
       <w:r>
         <w:rPr>
@@ -2376,56 +2376,56 @@
           <w:color w:val="auto"/>
           <w:u w:val="single"/>
         </w:rPr>
-        <w:t>2024</w:t>
-      </w:r>
-      <w:r>
-        <w:rPr>
-          <w:rFonts w:ascii="Arial Narrow" w:hAnsi="Arial Narrow"/>
-          <w:color w:val="auto"/>
-        </w:rPr>
-        <w:t xml:space="preserve"> de </w:t>
-      </w:r>
-      <w:r>
-        <w:rPr>
-          <w:rFonts w:ascii="Arial Narrow" w:hAnsi="Arial Narrow"/>
-          <w:color w:val="auto"/>
-        </w:rPr>
-        <w:t xml:space="preserve">Suarez S.A.C. </w:t>
+        <w:t/>
+      </w:r>
+      <w:r>
+        <w:rPr>
+          <w:rFonts w:ascii="Arial Narrow" w:hAnsi="Arial Narrow"/>
+          <w:color w:val="auto"/>
+        </w:rPr>
+        <w:t xml:space="preserve"/>
+      </w:r>
+      <w:r>
+        <w:rPr>
+          <w:rFonts w:ascii="Arial Narrow" w:hAnsi="Arial Narrow"/>
+          <w:color w:val="auto"/>
+        </w:rPr>
+        <w:t xml:space="preserve"/>
       </w:r>
       <w:r>
         <w:rPr>
           <w:rFonts w:ascii="Arial Narrow" w:eastAsia="Times New Roman" w:hAnsi="Arial Narrow"/>
           <w:color w:val="000000" w:themeColor="text1"/>
         </w:rPr>
-        <w:t xml:space="preserve">que </w:t>
-      </w:r>
-      <w:r>
-        <w:rPr>
-          <w:rFonts w:ascii="Arial Narrow" w:hAnsi="Arial Narrow"/>
-          <w:color w:val="auto"/>
-        </w:rPr>
-        <w:t>obra</w:t>
-      </w:r>
-      <w:r>
-        <w:rPr>
-          <w:rFonts w:ascii="Arial Narrow" w:hAnsi="Arial Narrow"/>
-          <w:color w:val="auto"/>
-        </w:rPr>
-        <w:t xml:space="preserve"> en</w:t>
-      </w:r>
-      <w:r>
-        <w:rPr>
-          <w:rFonts w:ascii="Arial Narrow" w:hAnsi="Arial Narrow"/>
-          <w:color w:val="auto"/>
-        </w:rPr>
-        <w:t>: (i)</w:t>
-      </w:r>
-      <w:r>
-        <w:rPr>
-          <w:rFonts w:ascii="Arial Narrow" w:hAnsi="Arial Narrow"/>
-          <w:color w:val="auto"/>
-        </w:rPr>
-        <w:t xml:space="preserve"> </w:t>
+        <w:t xml:space="preserve"/>
+      </w:r>
+      <w:r>
+        <w:rPr>
+          <w:rFonts w:ascii="Arial Narrow" w:hAnsi="Arial Narrow"/>
+          <w:color w:val="auto"/>
+        </w:rPr>
+        <w:t/>
+      </w:r>
+      <w:r>
+        <w:rPr>
+          <w:rFonts w:ascii="Arial Narrow" w:hAnsi="Arial Narrow"/>
+          <w:color w:val="auto"/>
+        </w:rPr>
+        <w:t xml:space="preserve"/>
+      </w:r>
+      <w:r>
+        <w:rPr>
+          <w:rFonts w:ascii="Arial Narrow" w:hAnsi="Arial Narrow"/>
+          <w:color w:val="auto"/>
+        </w:rPr>
+        <w:t/>
+      </w:r>
+      <w:r>
+        <w:rPr>
+          <w:rFonts w:ascii="Arial Narrow" w:hAnsi="Arial Narrow"/>
+          <w:color w:val="auto"/>
+        </w:rPr>
+        <w:t xml:space="preserve"/>
       </w:r>
       <w:bookmarkStart w:id="4" w:name="_Hlk201566397"/>
       <w:r>
@@ -2433,63 +2433,63 @@
           <w:rFonts w:ascii="Arial Narrow" w:hAnsi="Arial Narrow"/>
           <w:color w:val="auto"/>
         </w:rPr>
-        <w:t>documento </w:t>
-      </w:r>
-      <w:r>
-        <w:rPr>
-          <w:rFonts w:ascii="Arial Narrow" w:hAnsi="Arial Narrow"/>
-          <w:color w:val="auto"/>
-        </w:rPr>
-        <w:t xml:space="preserve"> </w:t>
-      </w:r>
-      <w:r>
-        <w:rPr>
-          <w:rFonts w:ascii="Arial Narrow" w:hAnsi="Arial Narrow"/>
-          <w:color w:val="auto"/>
-        </w:rPr>
-        <w:t xml:space="preserve"> </w:t>
-      </w:r>
-      <w:r>
-        <w:rPr>
-          <w:rFonts w:ascii="Arial Narrow" w:hAnsi="Arial Narrow"/>
-          <w:color w:val="auto"/>
-        </w:rPr>
-        <w:t>1</w:t>
-      </w:r>
-      <w:r>
-        <w:rPr>
-          <w:rFonts w:ascii="Arial Narrow" w:hAnsi="Arial Narrow"/>
-          <w:color w:val="auto"/>
-        </w:rPr>
-        <w:t xml:space="preserve"> </w:t>
-      </w:r>
-      <w:r>
-        <w:rPr>
-          <w:rFonts w:ascii="Arial Narrow" w:hAnsi="Arial Narrow"/>
-          <w:color w:val="auto"/>
-        </w:rPr>
-        <w:t xml:space="preserve">denominado </w:t>
-      </w:r>
-      <w:r>
-        <w:rPr>
-          <w:rFonts w:ascii="Arial Narrow" w:hAnsi="Arial Narrow"/>
-          <w:color w:val="auto"/>
-        </w:rPr>
-        <w:t xml:space="preserve">“CUMPLO MANDATO Y OTRO - SOLANO FELIX ELISA - PACIFICO.PDF” </w:t>
-      </w:r>
-      <w:r>
-        <w:rPr>
-          <w:rFonts w:ascii="Arial Narrow" w:hAnsi="Arial Narrow"/>
-          <w:color w:val="auto"/>
-        </w:rPr>
-        <w:t xml:space="preserve">de </w:t>
-      </w:r>
-      <w:r>
-        <w:rPr>
-          <w:rFonts w:ascii="Arial Narrow" w:hAnsi="Arial Narrow"/>
-          <w:color w:val="auto"/>
-        </w:rPr>
-        <w:t xml:space="preserve">la pieza </w:t>
+        <w:t/>
+      </w:r>
+      <w:r>
+        <w:rPr>
+          <w:rFonts w:ascii="Arial Narrow" w:hAnsi="Arial Narrow"/>
+          <w:color w:val="auto"/>
+        </w:rPr>
+        <w:t xml:space="preserve"/>
+      </w:r>
+      <w:r>
+        <w:rPr>
+          <w:rFonts w:ascii="Arial Narrow" w:hAnsi="Arial Narrow"/>
+          <w:color w:val="auto"/>
+        </w:rPr>
+        <w:t xml:space="preserve"/>
+      </w:r>
+      <w:r>
+        <w:rPr>
+          <w:rFonts w:ascii="Arial Narrow" w:hAnsi="Arial Narrow"/>
+          <w:color w:val="auto"/>
+        </w:rPr>
+        <w:t/>
+      </w:r>
+      <w:r>
+        <w:rPr>
+          <w:rFonts w:ascii="Arial Narrow" w:hAnsi="Arial Narrow"/>
+          <w:color w:val="auto"/>
+        </w:rPr>
+        <w:t xml:space="preserve"/>
+      </w:r>
+      <w:r>
+        <w:rPr>
+          <w:rFonts w:ascii="Arial Narrow" w:hAnsi="Arial Narrow"/>
+          <w:color w:val="auto"/>
+        </w:rPr>
+        <w:t xml:space="preserve"/>
+      </w:r>
+      <w:r>
+        <w:rPr>
+          <w:rFonts w:ascii="Arial Narrow" w:hAnsi="Arial Narrow"/>
+          <w:color w:val="auto"/>
+        </w:rPr>
+        <w:t xml:space="preserve"/>
+      </w:r>
+      <w:r>
+        <w:rPr>
+          <w:rFonts w:ascii="Arial Narrow" w:hAnsi="Arial Narrow"/>
+          <w:color w:val="auto"/>
+        </w:rPr>
+        <w:t xml:space="preserve"/>
+      </w:r>
+      <w:r>
+        <w:rPr>
+          <w:rFonts w:ascii="Arial Narrow" w:hAnsi="Arial Narrow"/>
+          <w:color w:val="auto"/>
+        </w:rPr>
+        <w:t xml:space="preserve"/>
       </w:r>
       <w:proofErr w:type="spellStart"/>
       <w:r>
@@ -2505,21 +2505,21 @@
           <w:rFonts w:ascii="Arial Narrow" w:hAnsi="Arial Narrow"/>
           <w:color w:val="auto"/>
         </w:rPr>
-        <w:t xml:space="preserve"> </w:t>
-      </w:r>
-      <w:r>
-        <w:rPr>
-          <w:rFonts w:ascii="Arial Narrow" w:hAnsi="Arial Narrow"/>
-          <w:color w:val="auto"/>
-        </w:rPr>
-        <w:t>6</w:t>
-      </w:r>
-      <w:r>
-        <w:rPr>
-          <w:rFonts w:ascii="Arial Narrow" w:hAnsi="Arial Narrow"/>
-          <w:color w:val="auto"/>
-        </w:rPr>
-        <w:t xml:space="preserve"> presentada mediante el escrito del 12 de junio de 2025 del expediente; (</w:t>
+        <w:t xml:space="preserve"/>
+      </w:r>
+      <w:r>
+        <w:rPr>
+          <w:rFonts w:ascii="Arial Narrow" w:hAnsi="Arial Narrow"/>
+          <w:color w:val="auto"/>
+        </w:rPr>
+        <w:t/>
+      </w:r>
+      <w:r>
+        <w:rPr>
+          <w:rFonts w:ascii="Arial Narrow" w:hAnsi="Arial Narrow"/>
+          <w:color w:val="auto"/>
+        </w:rPr>
+        <w:t xml:space="preserve"/>
       </w:r>
       <w:proofErr w:type="spellStart"/>
       <w:r>
@@ -2527,7 +2527,7 @@
           <w:rFonts w:ascii="Arial Narrow" w:hAnsi="Arial Narrow"/>
           <w:color w:val="auto"/>
         </w:rPr>
-        <w:t>ii</w:t>
+        <w:t/>
       </w:r>
       <w:proofErr w:type="spellEnd"/>
       <w:r>
@@ -2535,21 +2535,21 @@
           <w:rFonts w:ascii="Arial Narrow" w:hAnsi="Arial Narrow"/>
           <w:color w:val="auto"/>
         </w:rPr>
-        <w:t>)</w:t>
-      </w:r>
-      <w:r>
-        <w:rPr>
-          <w:rFonts w:ascii="Arial Narrow" w:hAnsi="Arial Narrow"/>
-          <w:color w:val="auto"/>
-        </w:rPr>
-        <w:t xml:space="preserve"> </w:t>
-      </w:r>
-      <w:r>
-        <w:rPr>
-          <w:rFonts w:ascii="Arial Narrow" w:hAnsi="Arial Narrow"/>
-          <w:color w:val="auto"/>
-        </w:rPr>
-        <w:t xml:space="preserve">documento 1 denominado “SOLICITO CONFIDENCIALIDAD Y OTRO - SOLANO FELIX ELISA - PACIFICO.PDF” de la pieza </w:t>
+        <w:t/>
+      </w:r>
+      <w:r>
+        <w:rPr>
+          <w:rFonts w:ascii="Arial Narrow" w:hAnsi="Arial Narrow"/>
+          <w:color w:val="auto"/>
+        </w:rPr>
+        <w:t xml:space="preserve"/>
+      </w:r>
+      <w:r>
+        <w:rPr>
+          <w:rFonts w:ascii="Arial Narrow" w:hAnsi="Arial Narrow"/>
+          <w:color w:val="auto"/>
+        </w:rPr>
+        <w:t xml:space="preserve"/>
       </w:r>
       <w:proofErr w:type="spellStart"/>
       <w:r>
@@ -2565,49 +2565,49 @@
           <w:rFonts w:ascii="Arial Narrow" w:hAnsi="Arial Narrow"/>
           <w:color w:val="auto"/>
         </w:rPr>
-        <w:t xml:space="preserve"> </w:t>
-      </w:r>
-      <w:r>
-        <w:rPr>
-          <w:rFonts w:ascii="Arial Narrow" w:hAnsi="Arial Narrow"/>
-          <w:color w:val="auto"/>
-        </w:rPr>
-        <w:t>10</w:t>
-      </w:r>
-      <w:r>
-        <w:rPr>
-          <w:rFonts w:ascii="Arial Narrow" w:hAnsi="Arial Narrow"/>
-          <w:color w:val="auto"/>
-        </w:rPr>
-        <w:t xml:space="preserve"> presentada mediante el escrito del </w:t>
-      </w:r>
-      <w:r>
-        <w:rPr>
-          <w:rFonts w:ascii="Arial Narrow" w:hAnsi="Arial Narrow"/>
-          <w:color w:val="auto"/>
-        </w:rPr>
-        <w:t>26</w:t>
-      </w:r>
-      <w:r>
-        <w:rPr>
-          <w:rFonts w:ascii="Arial Narrow" w:hAnsi="Arial Narrow"/>
-          <w:color w:val="auto"/>
-        </w:rPr>
-        <w:t xml:space="preserve"> de junio de 2025 del expediente;</w:t>
-      </w:r>
-      <w:r>
-        <w:rPr>
-          <w:rFonts w:ascii="Arial Narrow" w:hAnsi="Arial Narrow"/>
-          <w:color w:val="auto"/>
-        </w:rPr>
-        <w:t xml:space="preserve"> y</w:t>
-      </w:r>
-      <w:r>
-        <w:rPr>
-          <w:rFonts w:ascii="Arial Narrow" w:hAnsi="Arial Narrow"/>
-          <w:color w:val="auto"/>
-        </w:rPr>
-        <w:t>, (</w:t>
+        <w:t xml:space="preserve"/>
+      </w:r>
+      <w:r>
+        <w:rPr>
+          <w:rFonts w:ascii="Arial Narrow" w:hAnsi="Arial Narrow"/>
+          <w:color w:val="auto"/>
+        </w:rPr>
+        <w:t/>
+      </w:r>
+      <w:r>
+        <w:rPr>
+          <w:rFonts w:ascii="Arial Narrow" w:hAnsi="Arial Narrow"/>
+          <w:color w:val="auto"/>
+        </w:rPr>
+        <w:t xml:space="preserve"/>
+      </w:r>
+      <w:r>
+        <w:rPr>
+          <w:rFonts w:ascii="Arial Narrow" w:hAnsi="Arial Narrow"/>
+          <w:color w:val="auto"/>
+        </w:rPr>
+        <w:t/>
+      </w:r>
+      <w:r>
+        <w:rPr>
+          <w:rFonts w:ascii="Arial Narrow" w:hAnsi="Arial Narrow"/>
+          <w:color w:val="auto"/>
+        </w:rPr>
+        <w:t xml:space="preserve"/>
+      </w:r>
+      <w:r>
+        <w:rPr>
+          <w:rFonts w:ascii="Arial Narrow" w:hAnsi="Arial Narrow"/>
+          <w:color w:val="auto"/>
+        </w:rPr>
+        <w:t xml:space="preserve"/>
+      </w:r>
+      <w:r>
+        <w:rPr>
+          <w:rFonts w:ascii="Arial Narrow" w:hAnsi="Arial Narrow"/>
+          <w:color w:val="auto"/>
+        </w:rPr>
+        <w:t/>
       </w:r>
       <w:proofErr w:type="spellStart"/>
       <w:r>
@@ -2615,7 +2615,7 @@
           <w:rFonts w:ascii="Arial Narrow" w:hAnsi="Arial Narrow"/>
           <w:color w:val="auto"/>
         </w:rPr>
-        <w:t>iii</w:t>
+        <w:t/>
       </w:r>
       <w:bookmarkStart w:id="5" w:name="_Hlk200990300"/>
       <w:proofErr w:type="spellEnd"/>
@@ -2624,7 +2624,7 @@
           <w:rFonts w:ascii="Arial Narrow" w:hAnsi="Arial Narrow"/>
           <w:color w:val="auto"/>
         </w:rPr>
-        <w:t xml:space="preserve">) documento 2 denominado “SOLICITO CONFIDENCIALIDAD Y OTRO - ANEXOS.PDF” de la pieza </w:t>
+        <w:t xml:space="preserve"/>
       </w:r>
       <w:proofErr w:type="spellStart"/>
       <w:r>
@@ -2640,7 +2640,7 @@
           <w:rFonts w:ascii="Arial Narrow" w:hAnsi="Arial Narrow"/>
           <w:color w:val="auto"/>
         </w:rPr>
-        <w:t xml:space="preserve"> 12</w:t>
+        <w:t xml:space="preserve"/>
       </w:r>
       <w:r>
         <w:rPr>
@@ -2649,42 +2649,42 @@
           <w:bCs/>
           <w:color w:val="auto"/>
         </w:rPr>
-        <w:t xml:space="preserve"> </w:t>
-      </w:r>
-      <w:r>
-        <w:rPr>
-          <w:rFonts w:ascii="Arial Narrow" w:hAnsi="Arial Narrow"/>
-          <w:color w:val="auto"/>
-        </w:rPr>
-        <w:t xml:space="preserve">presentada mediante el escrito del </w:t>
-      </w:r>
-      <w:r>
-        <w:rPr>
-          <w:rFonts w:ascii="Arial Narrow" w:hAnsi="Arial Narrow"/>
-          <w:color w:val="auto"/>
-        </w:rPr>
-        <w:t>1</w:t>
-      </w:r>
-      <w:r>
-        <w:rPr>
-          <w:rFonts w:ascii="Arial Narrow" w:hAnsi="Arial Narrow"/>
-          <w:color w:val="auto"/>
-        </w:rPr>
-        <w:t xml:space="preserve"> de </w:t>
-      </w:r>
-      <w:r>
-        <w:rPr>
-          <w:rFonts w:ascii="Arial Narrow" w:hAnsi="Arial Narrow"/>
-          <w:color w:val="auto"/>
-        </w:rPr>
-        <w:t>julio</w:t>
-      </w:r>
-      <w:r>
-        <w:rPr>
-          <w:rFonts w:ascii="Arial Narrow" w:hAnsi="Arial Narrow"/>
-          <w:color w:val="auto"/>
-        </w:rPr>
-        <w:t xml:space="preserve"> de 2025 del expedient</w:t>
+        <w:t xml:space="preserve"/>
+      </w:r>
+      <w:r>
+        <w:rPr>
+          <w:rFonts w:ascii="Arial Narrow" w:hAnsi="Arial Narrow"/>
+          <w:color w:val="auto"/>
+        </w:rPr>
+        <w:t xml:space="preserve"/>
+      </w:r>
+      <w:r>
+        <w:rPr>
+          <w:rFonts w:ascii="Arial Narrow" w:hAnsi="Arial Narrow"/>
+          <w:color w:val="auto"/>
+        </w:rPr>
+        <w:t/>
+      </w:r>
+      <w:r>
+        <w:rPr>
+          <w:rFonts w:ascii="Arial Narrow" w:hAnsi="Arial Narrow"/>
+          <w:color w:val="auto"/>
+        </w:rPr>
+        <w:t xml:space="preserve"/>
+      </w:r>
+      <w:r>
+        <w:rPr>
+          <w:rFonts w:ascii="Arial Narrow" w:hAnsi="Arial Narrow"/>
+          <w:color w:val="auto"/>
+        </w:rPr>
+        <w:t/>
+      </w:r>
+      <w:r>
+        <w:rPr>
+          <w:rFonts w:ascii="Arial Narrow" w:hAnsi="Arial Narrow"/>
+          <w:color w:val="auto"/>
+        </w:rPr>
+        <w:t xml:space="preserve"/>
       </w:r>
       <w:bookmarkEnd w:id="5"/>
       <w:bookmarkEnd w:id="4"/>
@@ -2693,21 +2693,21 @@
           <w:rFonts w:ascii="Arial Narrow" w:hAnsi="Arial Narrow"/>
           <w:color w:val="auto"/>
         </w:rPr>
-        <w:t>e</w:t>
+        <w:t/>
       </w:r>
       <w:r>
         <w:rPr>
           <w:rFonts w:ascii="Arial Narrow" w:eastAsia="Times New Roman" w:hAnsi="Arial Narrow"/>
           <w:color w:val="000000" w:themeColor="text1"/>
         </w:rPr>
-        <w:t xml:space="preserve">, </w:t>
-      </w:r>
-      <w:r>
-        <w:rPr>
-          <w:rFonts w:ascii="Arial Narrow" w:hAnsi="Arial Narrow"/>
-          <w:color w:val="auto"/>
-        </w:rPr>
-        <w:t>precisándose que la confidencialidad declarada deberá mantenerse de forma permanente.</w:t>
+        <w:t xml:space="preserve"/>
+      </w:r>
+      <w:r>
+        <w:rPr>
+          <w:rFonts w:ascii="Arial Narrow" w:hAnsi="Arial Narrow"/>
+          <w:color w:val="auto"/>
+        </w:rPr>
+        <w:t/>
       </w:r>
     </w:p>
     <w:p>
@@ -2835,42 +2835,42 @@
           <w:bCs/>
           <w:color w:val="auto"/>
         </w:rPr>
-        <w:t xml:space="preserve">PRIMERO: </w:t>
-      </w:r>
-      <w:r>
-        <w:rPr>
-          <w:rFonts w:ascii="Arial Narrow" w:hAnsi="Arial Narrow"/>
-          <w:color w:val="auto"/>
-        </w:rPr>
-        <w:t>calificar</w:t>
-      </w:r>
-      <w:r>
-        <w:rPr>
-          <w:rFonts w:ascii="Arial Narrow" w:hAnsi="Arial Narrow"/>
-          <w:color w:val="auto"/>
-        </w:rPr>
-        <w:t>, de oficio,</w:t>
-      </w:r>
-      <w:r>
-        <w:rPr>
-          <w:rFonts w:ascii="Arial Narrow" w:hAnsi="Arial Narrow"/>
-          <w:color w:val="auto"/>
-        </w:rPr>
-        <w:t xml:space="preserve"> como confidencial la información </w:t>
-      </w:r>
-      <w:r>
-        <w:rPr>
-          <w:rFonts w:ascii="Arial Narrow" w:hAnsi="Arial Narrow"/>
-          <w:color w:val="auto"/>
-        </w:rPr>
-        <w:t>presentada por</w:t>
-      </w:r>
-      <w:r>
-        <w:rPr>
-          <w:rFonts w:ascii="Arial Narrow" w:hAnsi="Arial Narrow"/>
-          <w:color w:val="auto"/>
-        </w:rPr>
-        <w:t xml:space="preserve"> </w:t>
+        <w:t xml:space="preserve">PRIMERO: calificar, de oficio, como confidencial la información presentada por [DENUNCIANTE] la cual obra en: (i) documento 1 denominado “CUMPLO MANDATO Y OTRO - SOLANO FELIX ELISA - PACIFICO.PDF” de la pieza  6 presentada mediante el escrito del 12 de junio de 2025 del expediente; (ii) documento 1 denominado “SOLICITO CONFIDENCIALIDAD Y OTRO - SOLANO FELIX ELISA - PACIFICO.PDF” de la pieza  10 presentada mediante el escrito del 26 de junio de 2025 del expediente; y, (iii) documento 2 denominado “SOLICITO CONFIDENCIALIDAD Y OTRO - ANEXOS.PDF” de la pieza  12 presentada mediante el escrito del 1 de julio de 2025 del expediente, referidas a las declaraciones mensuales (PDT-IGV Renta mensual) del Impuesto General a las Ventas (IGV) e Impuesto a la Renta (IR) completas del ejercicio correspondiente al año 2024; precisándose que la confidencialidad declarada deberá mantenerse permanentemente.</w:t>
+      </w:r>
+      <w:r>
+        <w:rPr>
+          <w:rFonts w:ascii="Arial Narrow" w:hAnsi="Arial Narrow"/>
+          <w:color w:val="auto"/>
+        </w:rPr>
+        <w:t/>
+      </w:r>
+      <w:r>
+        <w:rPr>
+          <w:rFonts w:ascii="Arial Narrow" w:hAnsi="Arial Narrow"/>
+          <w:color w:val="auto"/>
+        </w:rPr>
+        <w:t/>
+      </w:r>
+      <w:r>
+        <w:rPr>
+          <w:rFonts w:ascii="Arial Narrow" w:hAnsi="Arial Narrow"/>
+          <w:color w:val="auto"/>
+        </w:rPr>
+        <w:t xml:space="preserve"/>
+      </w:r>
+      <w:r>
+        <w:rPr>
+          <w:rFonts w:ascii="Arial Narrow" w:hAnsi="Arial Narrow"/>
+          <w:color w:val="auto"/>
+        </w:rPr>
+        <w:t/>
+      </w:r>
+      <w:r>
+        <w:rPr>
+          <w:rFonts w:ascii="Arial Narrow" w:hAnsi="Arial Narrow"/>
+          <w:color w:val="auto"/>
+        </w:rPr>
+        <w:t xml:space="preserve"/>
       </w:r>
       <w:r>
         <w:rPr>
@@ -2878,35 +2878,35 @@
           <w:bCs/>
           <w:color w:val="auto"/>
         </w:rPr>
-        <w:t xml:space="preserve">Suarez Perú Transportes S.A.C. </w:t>
-      </w:r>
-      <w:r>
-        <w:rPr>
-          <w:rFonts w:ascii="Arial Narrow" w:hAnsi="Arial Narrow"/>
-          <w:color w:val="auto"/>
-        </w:rPr>
-        <w:t xml:space="preserve">la cual </w:t>
-      </w:r>
-      <w:r>
-        <w:rPr>
-          <w:rFonts w:ascii="Arial Narrow" w:hAnsi="Arial Narrow"/>
-          <w:color w:val="auto"/>
-        </w:rPr>
-        <w:t>obra</w:t>
-      </w:r>
-      <w:r>
-        <w:rPr>
-          <w:rFonts w:ascii="Arial Narrow" w:hAnsi="Arial Narrow"/>
-          <w:color w:val="auto"/>
-        </w:rPr>
-        <w:t xml:space="preserve"> en</w:t>
-      </w:r>
-      <w:r>
-        <w:rPr>
-          <w:rFonts w:ascii="Arial Narrow" w:hAnsi="Arial Narrow"/>
-          <w:color w:val="auto"/>
-        </w:rPr>
-        <w:t xml:space="preserve">: (i) documento 1 denominado “CUMPLO MANDATO Y OTRO - SOLANO FELIX ELISA - PACIFICO.PDF” de la pieza </w:t>
+        <w:t xml:space="preserve"/>
+      </w:r>
+      <w:r>
+        <w:rPr>
+          <w:rFonts w:ascii="Arial Narrow" w:hAnsi="Arial Narrow"/>
+          <w:color w:val="auto"/>
+        </w:rPr>
+        <w:t xml:space="preserve"/>
+      </w:r>
+      <w:r>
+        <w:rPr>
+          <w:rFonts w:ascii="Arial Narrow" w:hAnsi="Arial Narrow"/>
+          <w:color w:val="auto"/>
+        </w:rPr>
+        <w:t/>
+      </w:r>
+      <w:r>
+        <w:rPr>
+          <w:rFonts w:ascii="Arial Narrow" w:hAnsi="Arial Narrow"/>
+          <w:color w:val="auto"/>
+        </w:rPr>
+        <w:t xml:space="preserve"/>
+      </w:r>
+      <w:r>
+        <w:rPr>
+          <w:rFonts w:ascii="Arial Narrow" w:hAnsi="Arial Narrow"/>
+          <w:color w:val="auto"/>
+        </w:rPr>
+        <w:t xml:space="preserve"/>
       </w:r>
       <w:proofErr w:type="spellStart"/>
       <w:r>
@@ -2922,7 +2922,7 @@
           <w:rFonts w:ascii="Arial Narrow" w:hAnsi="Arial Narrow"/>
           <w:color w:val="auto"/>
         </w:rPr>
-        <w:t xml:space="preserve"> 6 presentada mediante el escrito del 12 de junio de 2025 del expediente; (</w:t>
+        <w:t xml:space="preserve"/>
       </w:r>
       <w:proofErr w:type="spellStart"/>
       <w:r>
@@ -2930,7 +2930,7 @@
           <w:rFonts w:ascii="Arial Narrow" w:hAnsi="Arial Narrow"/>
           <w:color w:val="auto"/>
         </w:rPr>
-        <w:t>ii</w:t>
+        <w:t/>
       </w:r>
       <w:proofErr w:type="spellEnd"/>
       <w:r>
@@ -2938,7 +2938,7 @@
           <w:rFonts w:ascii="Arial Narrow" w:hAnsi="Arial Narrow"/>
           <w:color w:val="auto"/>
         </w:rPr>
-        <w:t xml:space="preserve">) documento 1 denominado “SOLICITO CONFIDENCIALIDAD Y OTRO - SOLANO FELIX ELISA - PACIFICO.PDF” de la pieza </w:t>
+        <w:t xml:space="preserve"/>
       </w:r>
       <w:proofErr w:type="spellStart"/>
       <w:r>
@@ -2954,7 +2954,7 @@
           <w:rFonts w:ascii="Arial Narrow" w:hAnsi="Arial Narrow"/>
           <w:color w:val="auto"/>
         </w:rPr>
-        <w:t xml:space="preserve"> 10 presentada mediante el escrito del 26 de junio de 2025 del expediente; y, (</w:t>
+        <w:t xml:space="preserve"/>
       </w:r>
       <w:proofErr w:type="spellStart"/>
       <w:r>
@@ -2962,7 +2962,7 @@
           <w:rFonts w:ascii="Arial Narrow" w:hAnsi="Arial Narrow"/>
           <w:color w:val="auto"/>
         </w:rPr>
-        <w:t>iii</w:t>
+        <w:t/>
       </w:r>
       <w:proofErr w:type="spellEnd"/>
       <w:r>
@@ -2970,7 +2970,7 @@
           <w:rFonts w:ascii="Arial Narrow" w:hAnsi="Arial Narrow"/>
           <w:color w:val="auto"/>
         </w:rPr>
-        <w:t xml:space="preserve">) documento 2 denominado “SOLICITO CONFIDENCIALIDAD Y OTRO - ANEXOS.PDF” de la pieza </w:t>
+        <w:t xml:space="preserve"/>
       </w:r>
       <w:proofErr w:type="spellStart"/>
       <w:r>
@@ -2986,49 +2986,49 @@
           <w:rFonts w:ascii="Arial Narrow" w:hAnsi="Arial Narrow"/>
           <w:color w:val="auto"/>
         </w:rPr>
-        <w:t xml:space="preserve"> 12 presentada mediante el escrito del 1 de julio de 2025 del expediente</w:t>
-      </w:r>
-      <w:r>
-        <w:rPr>
-          <w:rFonts w:ascii="Arial Narrow" w:hAnsi="Arial Narrow"/>
-          <w:color w:val="auto"/>
-        </w:rPr>
-        <w:t>, referida</w:t>
-      </w:r>
-      <w:r>
-        <w:rPr>
-          <w:rFonts w:ascii="Arial Narrow" w:hAnsi="Arial Narrow"/>
-          <w:color w:val="auto"/>
-        </w:rPr>
-        <w:t>s</w:t>
-      </w:r>
-      <w:r>
-        <w:rPr>
-          <w:rFonts w:ascii="Arial Narrow" w:hAnsi="Arial Narrow"/>
-          <w:color w:val="auto"/>
-        </w:rPr>
-        <w:t xml:space="preserve"> a</w:t>
-      </w:r>
-      <w:r>
-        <w:rPr>
-          <w:rFonts w:ascii="Arial Narrow" w:hAnsi="Arial Narrow"/>
-          <w:color w:val="auto"/>
-        </w:rPr>
-        <w:t xml:space="preserve"> las declaraciones mensuales</w:t>
-      </w:r>
-      <w:r>
-        <w:rPr>
-          <w:rFonts w:ascii="Arial Narrow" w:hAnsi="Arial Narrow"/>
-          <w:color w:val="auto"/>
-        </w:rPr>
-        <w:t xml:space="preserve"> (PDT-IGV Renta mensual) del </w:t>
-      </w:r>
-      <w:r>
-        <w:rPr>
-          <w:rFonts w:ascii="Arial Narrow" w:hAnsi="Arial Narrow"/>
-          <w:color w:val="auto"/>
-        </w:rPr>
-        <w:t xml:space="preserve">Impuesto General a las Ventas (IGV) e Impuesto a la Renta (IR) completas del ejercicio correspondiente al año </w:t>
+        <w:t xml:space="preserve"/>
+      </w:r>
+      <w:r>
+        <w:rPr>
+          <w:rFonts w:ascii="Arial Narrow" w:hAnsi="Arial Narrow"/>
+          <w:color w:val="auto"/>
+        </w:rPr>
+        <w:t/>
+      </w:r>
+      <w:r>
+        <w:rPr>
+          <w:rFonts w:ascii="Arial Narrow" w:hAnsi="Arial Narrow"/>
+          <w:color w:val="auto"/>
+        </w:rPr>
+        <w:t/>
+      </w:r>
+      <w:r>
+        <w:rPr>
+          <w:rFonts w:ascii="Arial Narrow" w:hAnsi="Arial Narrow"/>
+          <w:color w:val="auto"/>
+        </w:rPr>
+        <w:t xml:space="preserve"/>
+      </w:r>
+      <w:r>
+        <w:rPr>
+          <w:rFonts w:ascii="Arial Narrow" w:hAnsi="Arial Narrow"/>
+          <w:color w:val="auto"/>
+        </w:rPr>
+        <w:t xml:space="preserve"/>
+      </w:r>
+      <w:r>
+        <w:rPr>
+          <w:rFonts w:ascii="Arial Narrow" w:hAnsi="Arial Narrow"/>
+          <w:color w:val="auto"/>
+        </w:rPr>
+        <w:t xml:space="preserve"/>
+      </w:r>
+      <w:r>
+        <w:rPr>
+          <w:rFonts w:ascii="Arial Narrow" w:hAnsi="Arial Narrow"/>
+          <w:color w:val="auto"/>
+        </w:rPr>
+        <w:t xml:space="preserve"/>
       </w:r>
       <w:r>
         <w:rPr>
@@ -3036,28 +3036,28 @@
           <w:color w:val="auto"/>
           <w:u w:val="single"/>
         </w:rPr>
-        <w:t>2024</w:t>
-      </w:r>
-      <w:r>
-        <w:rPr>
-          <w:rFonts w:ascii="Arial Narrow" w:hAnsi="Arial Narrow"/>
-          <w:color w:val="auto"/>
-        </w:rPr>
-        <w:t>;</w:t>
-      </w:r>
-      <w:r>
-        <w:rPr>
-          <w:rFonts w:ascii="Arial Narrow" w:hAnsi="Arial Narrow"/>
-          <w:color w:val="auto"/>
-        </w:rPr>
-        <w:t xml:space="preserve"> preci</w:t>
-      </w:r>
-      <w:r>
-        <w:rPr>
-          <w:rFonts w:ascii="Arial Narrow" w:hAnsi="Arial Narrow"/>
-          <w:color w:val="auto"/>
-        </w:rPr>
-        <w:t>sándose que la confidencialidad declarada deberá mantenerse permanentemente.</w:t>
+        <w:t/>
+      </w:r>
+      <w:r>
+        <w:rPr>
+          <w:rFonts w:ascii="Arial Narrow" w:hAnsi="Arial Narrow"/>
+          <w:color w:val="auto"/>
+        </w:rPr>
+        <w:t/>
+      </w:r>
+      <w:r>
+        <w:rPr>
+          <w:rFonts w:ascii="Arial Narrow" w:hAnsi="Arial Narrow"/>
+          <w:color w:val="auto"/>
+        </w:rPr>
+        <w:t xml:space="preserve"/>
+      </w:r>
+      <w:r>
+        <w:rPr>
+          <w:rFonts w:ascii="Arial Narrow" w:hAnsi="Arial Narrow"/>
+          <w:color w:val="auto"/>
+        </w:rPr>
+        <w:t/>
       </w:r>
     </w:p>
     <w:p>

--- a/plantillas_maestras/01_seguro_vehicular/materia_general_asegurativa/2_o_mas_ddos_varios/varon/TPL_1033_2025_SEGURO_VEHICULAR_MATERIA_GENERAL_ASEGURATIVA_ASEGURADORA_VARON_R198.docx
+++ b/plantillas_maestras/01_seguro_vehicular/materia_general_asegurativa/2_o_mas_ddos_varios/varon/TPL_1033_2025_SEGURO_VEHICULAR_MATERIA_GENERAL_ASEGURATIVA_ASEGURADORA_VARON_R198.docx
@@ -509,7 +509,7 @@
           <w:rFonts w:ascii="Arial Narrow" w:hAnsi="Arial Narrow"/>
           <w:color w:val="auto"/>
         </w:rPr>
-        <w:t xml:space="preserve">Mediante escrito del 4 de mayo de 2025, subsanado con los escritos del 12 de junio de 2025, 26 de junio de 2025 y 1 de julio de 2025, presentado por la señora [APELLIDO] Solano Felix en representación [APELLIDO] S.A.C., denunció a Pacífico por presuntas infracciones a la Ley 29571, Código de Protección y Defensa del Consumidor (en adelante, Código).</w:t>
+        <w:t xml:space="preserve">Mediante escrito del 4 de mayo de 2025, subsanado con los escritos del 12 de junio de 2025, 26 de junio de 2025 y 1 de julio de 2025, presentado por la señora [APELLIDO] en representación [APELLIDO] S.A.C., denunció a Pacífico por presuntas infracciones a la Ley 29571, Código de Protección y Defensa del Consumidor (en adelante, Código).</w:t>
       </w:r>
       <w:r>
         <w:rPr>
@@ -1215,7 +1215,7 @@
         <w:rPr>
           <w:rFonts w:ascii="Arial Narrow" w:hAnsi="Arial Narrow"/>
         </w:rPr>
-        <w:t xml:space="preserve">El 19 de julio de 2023, el Pleno de la Comisión de Protección al Consumidor  1 (en adelante, Comisión) acordó delegar a la Secretaría Técnica de la Comisión de Protección al Consumidor 1 (en adelante, la Secretaría Técnica) la facultad de calificar y declarar la confidencialidad de la información solicitada a pedido de parte o de oficio, en el marco de la tramitación de los procedimientos de protección al consumidor, en primera y segunda instancia administrativa. En ese sentido, corresponde emitir un pronunciamiento respecto a la confidencialidad de la documentación presentada por [APELLIDO] S.A.C.</w:t>
+        <w:t xml:space="preserve">El 19 de julio de 2023, el Pleno de la Comisión de Protección al Consumidor 1 (en adelante, Comisión) acordó delegar a la Secretaría Técnica de la Comisión de Protección al Consumidor 1 (en adelante, la Secretaría Técnica) la facultad de calificar y declarar la confidencialidad de la información solicitada a pedido de parte o de oficio, en el marco de la tramitación de los procedimientos de protección al consumidor, en primera y segunda instancia administrativa. En ese sentido, corresponde emitir un pronunciamiento respecto a la confidencialidad de la documentación presentada por [APELLIDO] S.A.C.</w:t>
       </w:r>
       <w:r>
         <w:rPr>
@@ -2361,7 +2361,7 @@
           <w:rFonts w:ascii="Arial Narrow" w:hAnsi="Arial Narrow"/>
           <w:color w:val="auto"/>
         </w:rPr>
-        <w:t xml:space="preserve">En consecuencia, conforme a lo dispuesto en el artículo 85 del Código Tributario, la Secretaría Técnica considera que corresponde declarar la confidencialidad de la información contenida en las copias de las declaraciones juradas mensuales (PDT-IGV Renta mensual) del Impuesto General a las Ventas (IGV) e Impuesto a la Renta (IR) correspondiente al periodo 2024 [APELLIDO] S.A.C. que obra en: (i) documento   1 denominado “CUMPLO MANDATO Y OTRO - SOLANO FELIX ELISA - PACIFICO.PDF” de la pieza  6 presentada mediante el escrito del 12 de junio de 2025 del expediente; (ii) documento 1 denominado “SOLICITO CONFIDENCIALIDAD Y OTRO - SOLANO FELIX ELISA - PACIFICO.PDF” de la pieza  10 presentada mediante el escrito del 26 de junio de 2025 del expediente; y, (iii) documento 2 denominado “SOLICITO CONFIDENCIALIDAD Y OTRO - ANEXOS.PDF” de la pieza  12 presentada mediante el escrito del 1 de julio de 2025 del expediente, precisándose que la confidencialidad declarada deberá mantenerse de forma permanente.</w:t>
+        <w:t xml:space="preserve">En consecuencia, conforme a lo dispuesto en el artículo 85 del Código Tributario, la Secretaría Técnica considera que corresponde declarar la confidencialidad de la información contenida en las copias de las declaraciones juradas mensuales (PDT-IGV Renta mensual) del Impuesto General a las Ventas (IGV) e Impuesto a la Renta (IR) correspondiente al periodo 2024 [APELLIDO] S.A.C. que obra en: (i) documento 1 denominado “CUMPLO MANDATO Y OTRO - SOLANO FELIX ELISA - PACIFICO.PDF” de la pieza 6 presentada mediante el escrito del 12 de junio de 2025 del expediente; (ii) documento 1 denominado “SOLICITO CONFIDENCIALIDAD Y OTRO - SOLANO FELIX ELISA - PACIFICO.PDF” de la pieza 10 presentada mediante el escrito del 26 de junio de 2025 del expediente; y, (iii) documento 2 denominado “SOLICITO CONFIDENCIALIDAD Y OTRO - ANEXOS.PDF” de la pieza 12 presentada mediante el escrito del 1 de julio de 2025 del expediente, precisándose que la confidencialidad declarada deberá mantenerse de forma permanente.</w:t>
       </w:r>
       <w:r>
         <w:rPr>
@@ -2835,7 +2835,7 @@
           <w:bCs/>
           <w:color w:val="auto"/>
         </w:rPr>
-        <w:t xml:space="preserve">PRIMERO: calificar, de oficio, como confidencial la información presentada por [DENUNCIANTE] la cual obra en: (i) documento 1 denominado “CUMPLO MANDATO Y OTRO - SOLANO FELIX ELISA - PACIFICO.PDF” de la pieza  6 presentada mediante el escrito del 12 de junio de 2025 del expediente; (ii) documento 1 denominado “SOLICITO CONFIDENCIALIDAD Y OTRO - SOLANO FELIX ELISA - PACIFICO.PDF” de la pieza  10 presentada mediante el escrito del 26 de junio de 2025 del expediente; y, (iii) documento 2 denominado “SOLICITO CONFIDENCIALIDAD Y OTRO - ANEXOS.PDF” de la pieza  12 presentada mediante el escrito del 1 de julio de 2025 del expediente, referidas a las declaraciones mensuales (PDT-IGV Renta mensual) del Impuesto General a las Ventas (IGV) e Impuesto a la Renta (IR) completas del ejercicio correspondiente al año 2024; precisándose que la confidencialidad declarada deberá mantenerse permanentemente.</w:t>
+        <w:t xml:space="preserve">PRIMERO: calificar, de oficio, como confidencial la información presentada por [DENUNCIANTE] la cual obra en: (i) documento 1 denominado “CUMPLO MANDATO Y OTRO - SOLANO FELIX ELISA - PACIFICO.PDF” de la pieza 6 presentada mediante el escrito del 12 de junio de 2025 del expediente; (ii) documento 1 denominado “SOLICITO CONFIDENCIALIDAD Y OTRO - SOLANO FELIX ELISA - PACIFICO.PDF” de la pieza 10 presentada mediante el escrito del 26 de junio de 2025 del expediente; y, (iii) documento 2 denominado “SOLICITO CONFIDENCIALIDAD Y OTRO - ANEXOS.PDF” de la pieza 12 presentada mediante el escrito del 1 de julio de 2025 del expediente, referidas a las declaraciones mensuales (PDT-IGV Renta mensual) del Impuesto General a las Ventas (IGV) e Impuesto a la Renta (IR) completas del ejercicio correspondiente al año 2024; precisándose que la confidencialidad declarada deberá mantenerse permanentemente.</w:t>
       </w:r>
       <w:r>
         <w:rPr>
